--- a/フロンフト＿色統一基準書.docx
+++ b/フロンフト＿色統一基準書.docx
@@ -2,9 +2,2062 @@
 <file path=word/document.xml><?xml version="1.0" encoding="utf-8"?>
 <w:document xmlns:wpc="http://schemas.microsoft.com/office/word/2010/wordprocessingCanvas" xmlns:cx="http://schemas.microsoft.com/office/drawing/2014/chartex" xmlns:cx1="http://schemas.microsoft.com/office/drawing/2015/9/8/chartex" xmlns:cx2="http://schemas.microsoft.com/office/drawing/2015/10/21/chartex" xmlns:cx3="http://schemas.microsoft.com/office/drawing/2016/5/9/chartex" xmlns:cx4="http://schemas.microsoft.com/office/drawing/2016/5/10/chartex" xmlns:cx5="http://schemas.microsoft.com/office/drawing/2016/5/11/chartex" xmlns:cx6="http://schemas.microsoft.com/office/drawing/2016/5/12/chartex" xmlns:cx7="http://schemas.microsoft.com/office/drawing/2016/5/13/chartex" xmlns:cx8="http://schemas.microsoft.com/office/drawing/2016/5/14/chartex" xmlns:mc="http://schemas.openxmlformats.org/markup-compatibility/2006" xmlns:aink="http://schemas.microsoft.com/office/drawing/2016/ink" xmlns:am3d="http://schemas.microsoft.com/office/drawing/2017/model3d" xmlns:o="urn:schemas-microsoft-com:office:office" xmlns:oel="http://schemas.microsoft.com/office/2019/extlst" xmlns:r="http://schemas.openxmlformats.org/officeDocument/2006/relationships" xmlns:m="http://schemas.openxmlformats.org/officeDocument/2006/math" xmlns:v="urn:schemas-microsoft-com:vml" xmlns:wp14="http://schemas.microsoft.com/office/word/2010/wordprocessingDrawing" xmlns:wp="http://schemas.openxmlformats.org/drawingml/2006/wordprocessingDrawing" xmlns:w10="urn:schemas-microsoft-com:office:word" xmlns:w="http://schemas.openxmlformats.org/wordprocessingml/2006/main" xmlns:w14="http://schemas.microsoft.com/office/word/2010/wordml" xmlns:w15="http://schemas.microsoft.com/office/word/2012/wordml" xmlns:w16cex="http://schemas.microsoft.com/office/word/2018/wordml/cex" xmlns:w16cid="http://schemas.microsoft.com/office/word/2016/wordml/cid" xmlns:w16="http://schemas.microsoft.com/office/word/2018/wordml" xmlns:w16du="http://schemas.microsoft.com/office/word/2023/wordml/word16du" xmlns:w16sdtdh="http://schemas.microsoft.com/office/word/2020/wordml/sdtdatahash" xmlns:w16sdtfl="http://schemas.microsoft.com/office/word/2024/wordml/sdtformatlock" xmlns:w16se="http://schemas.microsoft.com/office/word/2015/wordml/symex" xmlns:wpg="http://schemas.microsoft.com/office/word/2010/wordprocessingGroup" xmlns:wpi="http://schemas.microsoft.com/office/word/2010/wordprocessingInk" xmlns:wne="http://schemas.microsoft.com/office/word/2006/wordml" xmlns:wps="http://schemas.microsoft.com/office/word/2010/wordprocessingShape" mc:Ignorable="w14 w15 w16se w16cid w16 w16cex w16sdtdh w16sdtfl w16du wp14">
   <w:body>
+    <w:p>
+      <w:pPr>
+        <w:pStyle w:val="1"/>
+      </w:pPr>
+      <w:r>
+        <w:rPr>
+          <w:rFonts w:ascii="游明朝" w:hAnsi="游明朝" w:eastAsia="游明朝" w:cs="游明朝"/>
+          <w:noProof w:val="0"/>
+          <w:sz w:val="21"/>
+          <w:szCs w:val="21"/>
+          <w:lang w:eastAsia="ja-JP"/>
+        </w:rPr>
+        <w:t>STEPRA デザインルール</w:t>
+      </w:r>
+    </w:p>
+    <w:p>
+      <w:pPr>
+        <w:pStyle w:val="2"/>
+      </w:pPr>
+      <w:r>
+        <w:rPr>
+          <w:rFonts w:ascii="游明朝" w:hAnsi="游明朝" w:eastAsia="游明朝" w:cs="游明朝"/>
+          <w:noProof w:val="0"/>
+          <w:sz w:val="21"/>
+          <w:szCs w:val="21"/>
+          <w:lang w:eastAsia="ja-JP"/>
+        </w:rPr>
+        <w:t>1. 基本カラー</w:t>
+      </w:r>
+    </w:p>
+    <w:p>
+      <w:pPr>
+        <w:pStyle w:val="3"/>
+      </w:pPr>
+      <w:r>
+        <w:rPr>
+          <w:rFonts w:ascii="游明朝" w:hAnsi="游明朝" w:eastAsia="游明朝" w:cs="游明朝"/>
+          <w:noProof w:val="0"/>
+          <w:sz w:val="21"/>
+          <w:szCs w:val="21"/>
+          <w:lang w:eastAsia="ja-JP"/>
+        </w:rPr>
+        <w:t>背景色</w:t>
+      </w:r>
+    </w:p>
+    <w:p>
+      <w:r>
+        <w:rPr>
+          <w:rFonts w:ascii="Consolas" w:hAnsi="Consolas" w:eastAsia="Consolas" w:cs="Consolas"/>
+          <w:noProof w:val="0"/>
+          <w:sz w:val="21"/>
+          <w:szCs w:val="21"/>
+          <w:lang w:eastAsia="ja-JP"/>
+        </w:rPr>
+        <w:t>background: #d8e8da;</w:t>
+      </w:r>
+    </w:p>
+    <w:p>
+      <w:r>
+        <w:rPr>
+          <w:rFonts w:ascii="游明朝" w:hAnsi="游明朝" w:eastAsia="游明朝" w:cs="游明朝"/>
+          <w:noProof w:val="0"/>
+          <w:sz w:val="21"/>
+          <w:szCs w:val="21"/>
+          <w:lang w:eastAsia="ja-JP"/>
+        </w:rPr>
+        <w:t>アプリ全体のメイン背景。</w:t>
+      </w:r>
+    </w:p>
+    <w:p/>
+    <w:p>
+      <w:pPr>
+        <w:pStyle w:val="3"/>
+      </w:pPr>
+      <w:r>
+        <w:rPr>
+          <w:rFonts w:ascii="游明朝" w:hAnsi="游明朝" w:eastAsia="游明朝" w:cs="游明朝"/>
+          <w:noProof w:val="0"/>
+          <w:sz w:val="21"/>
+          <w:szCs w:val="21"/>
+          <w:lang w:eastAsia="ja-JP"/>
+        </w:rPr>
+        <w:t>外側背景</w:t>
+      </w:r>
+    </w:p>
+    <w:p>
+      <w:r>
+        <w:rPr>
+          <w:rFonts w:ascii="Consolas" w:hAnsi="Consolas" w:eastAsia="Consolas" w:cs="Consolas"/>
+          <w:noProof w:val="0"/>
+          <w:sz w:val="21"/>
+          <w:szCs w:val="21"/>
+          <w:lang w:eastAsia="ja-JP"/>
+        </w:rPr>
+        <w:t>background: #d9d9d9;</w:t>
+      </w:r>
+    </w:p>
+    <w:p>
+      <w:r>
+        <w:rPr>
+          <w:rFonts w:ascii="游明朝" w:hAnsi="游明朝" w:eastAsia="游明朝" w:cs="游明朝"/>
+          <w:noProof w:val="0"/>
+          <w:sz w:val="21"/>
+          <w:szCs w:val="21"/>
+          <w:lang w:eastAsia="ja-JP"/>
+        </w:rPr>
+        <w:t>スマホ外側やブラウザ背景。</w:t>
+      </w:r>
+    </w:p>
+    <w:p/>
+    <w:p>
+      <w:pPr>
+        <w:pStyle w:val="3"/>
+      </w:pPr>
+      <w:r>
+        <w:rPr>
+          <w:rFonts w:ascii="游明朝" w:hAnsi="游明朝" w:eastAsia="游明朝" w:cs="游明朝"/>
+          <w:noProof w:val="0"/>
+          <w:sz w:val="21"/>
+          <w:szCs w:val="21"/>
+          <w:lang w:eastAsia="ja-JP"/>
+        </w:rPr>
+        <w:t>メイン強調色</w:t>
+      </w:r>
+    </w:p>
+    <w:p>
+      <w:r>
+        <w:rPr>
+          <w:rFonts w:ascii="Consolas" w:hAnsi="Consolas" w:eastAsia="Consolas" w:cs="Consolas"/>
+          <w:noProof w:val="0"/>
+          <w:sz w:val="21"/>
+          <w:szCs w:val="21"/>
+          <w:lang w:eastAsia="ja-JP"/>
+        </w:rPr>
+        <w:t>background: #3cff00;</w:t>
+      </w:r>
+    </w:p>
+    <w:p>
+      <w:r>
+        <w:rPr>
+          <w:rFonts w:ascii="游明朝" w:hAnsi="游明朝" w:eastAsia="游明朝" w:cs="游明朝"/>
+          <w:noProof w:val="0"/>
+          <w:sz w:val="21"/>
+          <w:szCs w:val="21"/>
+          <w:lang w:eastAsia="ja-JP"/>
+        </w:rPr>
+        <w:t>タイトルや登録ボタンで使用。</w:t>
+      </w:r>
+    </w:p>
+    <w:p/>
+    <w:p>
+      <w:pPr>
+        <w:pStyle w:val="3"/>
+      </w:pPr>
+      <w:r>
+        <w:rPr>
+          <w:rFonts w:ascii="游明朝" w:hAnsi="游明朝" w:eastAsia="游明朝" w:cs="游明朝"/>
+          <w:noProof w:val="0"/>
+          <w:sz w:val="21"/>
+          <w:szCs w:val="21"/>
+          <w:lang w:eastAsia="ja-JP"/>
+        </w:rPr>
+        <w:t>選択状態</w:t>
+      </w:r>
+    </w:p>
+    <w:p>
+      <w:r>
+        <w:rPr>
+          <w:rFonts w:ascii="Consolas" w:hAnsi="Consolas" w:eastAsia="Consolas" w:cs="Consolas"/>
+          <w:noProof w:val="0"/>
+          <w:sz w:val="21"/>
+          <w:szCs w:val="21"/>
+          <w:lang w:eastAsia="ja-JP"/>
+        </w:rPr>
+        <w:t>background: #c5d8a4;</w:t>
+      </w:r>
+    </w:p>
+    <w:p>
+      <w:r>
+        <w:rPr>
+          <w:rFonts w:ascii="游明朝" w:hAnsi="游明朝" w:eastAsia="游明朝" w:cs="游明朝"/>
+          <w:noProof w:val="0"/>
+          <w:sz w:val="21"/>
+          <w:szCs w:val="21"/>
+          <w:lang w:eastAsia="ja-JP"/>
+        </w:rPr>
+        <w:t>曜日選択やアクティブ状態。</w:t>
+      </w:r>
+    </w:p>
+    <w:p/>
+    <w:p>
+      <w:pPr>
+        <w:pStyle w:val="3"/>
+      </w:pPr>
+      <w:r>
+        <w:rPr>
+          <w:rFonts w:ascii="游明朝" w:hAnsi="游明朝" w:eastAsia="游明朝" w:cs="游明朝"/>
+          <w:noProof w:val="0"/>
+          <w:sz w:val="21"/>
+          <w:szCs w:val="21"/>
+          <w:lang w:eastAsia="ja-JP"/>
+        </w:rPr>
+        <w:t>ボタン色</w:t>
+      </w:r>
+    </w:p>
+    <w:p>
+      <w:r>
+        <w:rPr>
+          <w:rFonts w:ascii="游明朝" w:hAnsi="游明朝" w:eastAsia="游明朝" w:cs="游明朝"/>
+          <w:noProof w:val="0"/>
+          <w:sz w:val="21"/>
+          <w:szCs w:val="21"/>
+          <w:lang w:eastAsia="ja-JP"/>
+        </w:rPr>
+        <w:t>編集：</w:t>
+      </w:r>
+    </w:p>
+    <w:p>
+      <w:r>
+        <w:rPr>
+          <w:rFonts w:ascii="Consolas" w:hAnsi="Consolas" w:eastAsia="Consolas" w:cs="Consolas"/>
+          <w:noProof w:val="0"/>
+          <w:sz w:val="21"/>
+          <w:szCs w:val="21"/>
+          <w:lang w:eastAsia="ja-JP"/>
+        </w:rPr>
+        <w:t>background: #5b82b1;</w:t>
+      </w:r>
+    </w:p>
+    <w:p>
+      <w:r>
+        <w:rPr>
+          <w:rFonts w:ascii="游明朝" w:hAnsi="游明朝" w:eastAsia="游明朝" w:cs="游明朝"/>
+          <w:noProof w:val="0"/>
+          <w:sz w:val="21"/>
+          <w:szCs w:val="21"/>
+          <w:lang w:eastAsia="ja-JP"/>
+        </w:rPr>
+        <w:t>削除：</w:t>
+      </w:r>
+    </w:p>
+    <w:p>
+      <w:r>
+        <w:rPr>
+          <w:rFonts w:ascii="Consolas" w:hAnsi="Consolas" w:eastAsia="Consolas" w:cs="Consolas"/>
+          <w:noProof w:val="0"/>
+          <w:sz w:val="21"/>
+          <w:szCs w:val="21"/>
+          <w:lang w:eastAsia="ja-JP"/>
+        </w:rPr>
+        <w:t>background: #c97c74;</w:t>
+      </w:r>
+    </w:p>
+    <w:p/>
+    <w:p>
+      <w:pPr>
+        <w:pStyle w:val="3"/>
+      </w:pPr>
+      <w:r>
+        <w:rPr>
+          <w:rFonts w:ascii="游明朝" w:hAnsi="游明朝" w:eastAsia="游明朝" w:cs="游明朝"/>
+          <w:noProof w:val="0"/>
+          <w:sz w:val="21"/>
+          <w:szCs w:val="21"/>
+          <w:lang w:eastAsia="ja-JP"/>
+        </w:rPr>
+        <w:t>サブカラー</w:t>
+      </w:r>
+    </w:p>
+    <w:p>
+      <w:r>
+        <w:rPr>
+          <w:rFonts w:ascii="游明朝" w:hAnsi="游明朝" w:eastAsia="游明朝" w:cs="游明朝"/>
+          <w:noProof w:val="0"/>
+          <w:sz w:val="21"/>
+          <w:szCs w:val="21"/>
+          <w:lang w:eastAsia="ja-JP"/>
+        </w:rPr>
+        <w:t>紫：</w:t>
+      </w:r>
+    </w:p>
+    <w:p>
+      <w:r>
+        <w:rPr>
+          <w:rFonts w:ascii="Consolas" w:hAnsi="Consolas" w:eastAsia="Consolas" w:cs="Consolas"/>
+          <w:noProof w:val="0"/>
+          <w:sz w:val="21"/>
+          <w:szCs w:val="21"/>
+          <w:lang w:eastAsia="ja-JP"/>
+        </w:rPr>
+        <w:t>#8e5eff</w:t>
+      </w:r>
+    </w:p>
+    <w:p>
+      <w:r>
+        <w:rPr>
+          <w:rFonts w:ascii="游明朝" w:hAnsi="游明朝" w:eastAsia="游明朝" w:cs="游明朝"/>
+          <w:noProof w:val="0"/>
+          <w:sz w:val="21"/>
+          <w:szCs w:val="21"/>
+          <w:lang w:eastAsia="ja-JP"/>
+        </w:rPr>
+        <w:t>青：</w:t>
+      </w:r>
+    </w:p>
+    <w:p>
+      <w:r>
+        <w:rPr>
+          <w:rFonts w:ascii="Consolas" w:hAnsi="Consolas" w:eastAsia="Consolas" w:cs="Consolas"/>
+          <w:noProof w:val="0"/>
+          <w:sz w:val="21"/>
+          <w:szCs w:val="21"/>
+          <w:lang w:eastAsia="ja-JP"/>
+        </w:rPr>
+        <w:t>#2db4ff</w:t>
+      </w:r>
+    </w:p>
+    <w:p>
+      <w:r>
+        <w:rPr>
+          <w:rFonts w:ascii="游明朝" w:hAnsi="游明朝" w:eastAsia="游明朝" w:cs="游明朝"/>
+          <w:noProof w:val="0"/>
+          <w:sz w:val="21"/>
+          <w:szCs w:val="21"/>
+          <w:lang w:eastAsia="ja-JP"/>
+        </w:rPr>
+        <w:t>オレンジ：</w:t>
+      </w:r>
+    </w:p>
+    <w:p>
+      <w:r>
+        <w:rPr>
+          <w:rFonts w:ascii="Consolas" w:hAnsi="Consolas" w:eastAsia="Consolas" w:cs="Consolas"/>
+          <w:noProof w:val="0"/>
+          <w:sz w:val="21"/>
+          <w:szCs w:val="21"/>
+          <w:lang w:eastAsia="ja-JP"/>
+        </w:rPr>
+        <w:t>#ff9500</w:t>
+      </w:r>
+    </w:p>
+    <w:p/>
+    <w:p>
+      <w:pPr>
+        <w:pStyle w:val="1"/>
+      </w:pPr>
+      <w:r>
+        <w:rPr>
+          <w:rFonts w:ascii="游明朝" w:hAnsi="游明朝" w:eastAsia="游明朝" w:cs="游明朝"/>
+          <w:noProof w:val="0"/>
+          <w:sz w:val="21"/>
+          <w:szCs w:val="21"/>
+          <w:lang w:eastAsia="ja-JP"/>
+        </w:rPr>
+        <w:t>2. フォントルール</w:t>
+      </w:r>
+    </w:p>
+    <w:p>
+      <w:pPr>
+        <w:pStyle w:val="2"/>
+      </w:pPr>
+      <w:r>
+        <w:rPr>
+          <w:rFonts w:ascii="游明朝" w:hAnsi="游明朝" w:eastAsia="游明朝" w:cs="游明朝"/>
+          <w:noProof w:val="0"/>
+          <w:sz w:val="21"/>
+          <w:szCs w:val="21"/>
+          <w:lang w:eastAsia="ja-JP"/>
+        </w:rPr>
+        <w:t>基本フォント</w:t>
+      </w:r>
+    </w:p>
+    <w:p>
+      <w:r>
+        <w:rPr>
+          <w:rFonts w:ascii="Consolas" w:hAnsi="Consolas" w:eastAsia="Consolas" w:cs="Consolas"/>
+          <w:noProof w:val="0"/>
+          <w:sz w:val="21"/>
+          <w:szCs w:val="21"/>
+          <w:lang w:eastAsia="ja-JP"/>
+        </w:rPr>
+        <w:t>font-family: sans-serif;</w:t>
+      </w:r>
+    </w:p>
+    <w:p>
+      <w:r>
+        <w:rPr>
+          <w:rFonts w:ascii="游明朝" w:hAnsi="游明朝" w:eastAsia="游明朝" w:cs="游明朝"/>
+          <w:noProof w:val="0"/>
+          <w:sz w:val="21"/>
+          <w:szCs w:val="21"/>
+          <w:lang w:eastAsia="ja-JP"/>
+        </w:rPr>
+        <w:t>全画面共通。</w:t>
+      </w:r>
+    </w:p>
+    <w:p/>
+    <w:p>
+      <w:pPr>
+        <w:pStyle w:val="2"/>
+      </w:pPr>
+      <w:r>
+        <w:rPr>
+          <w:rFonts w:ascii="游明朝" w:hAnsi="游明朝" w:eastAsia="游明朝" w:cs="游明朝"/>
+          <w:noProof w:val="0"/>
+          <w:sz w:val="21"/>
+          <w:szCs w:val="21"/>
+          <w:lang w:eastAsia="ja-JP"/>
+        </w:rPr>
+        <w:t>フォントサイズ</w:t>
+      </w:r>
+    </w:p>
+    <w:p>
+      <w:pPr>
+        <w:pStyle w:val="3"/>
+      </w:pPr>
+      <w:r>
+        <w:rPr>
+          <w:rFonts w:ascii="游明朝" w:hAnsi="游明朝" w:eastAsia="游明朝" w:cs="游明朝"/>
+          <w:noProof w:val="0"/>
+          <w:sz w:val="21"/>
+          <w:szCs w:val="21"/>
+          <w:lang w:eastAsia="ja-JP"/>
+        </w:rPr>
+        <w:t>ページタイトル</w:t>
+      </w:r>
+    </w:p>
+    <w:p>
+      <w:r>
+        <w:rPr>
+          <w:rFonts w:ascii="Consolas" w:hAnsi="Consolas" w:eastAsia="Consolas" w:cs="Consolas"/>
+          <w:noProof w:val="0"/>
+          <w:sz w:val="21"/>
+          <w:szCs w:val="21"/>
+          <w:lang w:eastAsia="ja-JP"/>
+        </w:rPr>
+        <w:t>font-size: 20px;</w:t>
+      </w:r>
+    </w:p>
+    <w:p>
+      <w:r>
+        <w:rPr>
+          <w:rFonts w:ascii="游明朝" w:hAnsi="游明朝" w:eastAsia="游明朝" w:cs="游明朝"/>
+          <w:noProof w:val="0"/>
+          <w:sz w:val="21"/>
+          <w:szCs w:val="21"/>
+          <w:lang w:eastAsia="ja-JP"/>
+        </w:rPr>
+        <w:t>例：</w:t>
+      </w:r>
+    </w:p>
+    <w:p>
+      <w:pPr>
+        <w:pStyle w:val="a9"/>
+        <w:numPr>
+          <w:ilvl w:val="0"/>
+          <w:numId w:val="1"/>
+        </w:numPr>
+        <w:spacing w:before="0" w:beforeAutospacing="off" w:after="0" w:afterAutospacing="off"/>
+        <w:rPr>
+          <w:rFonts w:ascii="游明朝" w:hAnsi="游明朝" w:eastAsia="游明朝" w:cs="游明朝"/>
+          <w:noProof w:val="0"/>
+          <w:sz w:val="21"/>
+          <w:szCs w:val="21"/>
+          <w:lang w:eastAsia="ja-JP"/>
+        </w:rPr>
+      </w:pPr>
+      <w:r>
+        <w:rPr>
+          <w:rFonts w:ascii="游明朝" w:hAnsi="游明朝" w:eastAsia="游明朝" w:cs="游明朝"/>
+          <w:noProof w:val="0"/>
+          <w:sz w:val="21"/>
+          <w:szCs w:val="21"/>
+          <w:lang w:eastAsia="ja-JP"/>
+        </w:rPr>
+        <w:t xml:space="preserve">モーダルタイトル </w:t>
+      </w:r>
+    </w:p>
+    <w:p/>
+    <w:p>
+      <w:pPr>
+        <w:pStyle w:val="3"/>
+      </w:pPr>
+      <w:r>
+        <w:rPr>
+          <w:rFonts w:ascii="游明朝" w:hAnsi="游明朝" w:eastAsia="游明朝" w:cs="游明朝"/>
+          <w:noProof w:val="0"/>
+          <w:sz w:val="21"/>
+          <w:szCs w:val="21"/>
+          <w:lang w:eastAsia="ja-JP"/>
+        </w:rPr>
+        <w:t>セクションタイトル</w:t>
+      </w:r>
+    </w:p>
+    <w:p>
+      <w:r>
+        <w:rPr>
+          <w:rFonts w:ascii="Consolas" w:hAnsi="Consolas" w:eastAsia="Consolas" w:cs="Consolas"/>
+          <w:noProof w:val="0"/>
+          <w:sz w:val="21"/>
+          <w:szCs w:val="21"/>
+          <w:lang w:eastAsia="ja-JP"/>
+        </w:rPr>
+        <w:t>font-size: 18px;</w:t>
+      </w:r>
+    </w:p>
+    <w:p>
+      <w:r>
+        <w:rPr>
+          <w:rFonts w:ascii="游明朝" w:hAnsi="游明朝" w:eastAsia="游明朝" w:cs="游明朝"/>
+          <w:noProof w:val="0"/>
+          <w:sz w:val="21"/>
+          <w:szCs w:val="21"/>
+          <w:lang w:eastAsia="ja-JP"/>
+        </w:rPr>
+        <w:t>例：</w:t>
+      </w:r>
+    </w:p>
+    <w:p>
+      <w:pPr>
+        <w:pStyle w:val="a9"/>
+        <w:numPr>
+          <w:ilvl w:val="0"/>
+          <w:numId w:val="2"/>
+        </w:numPr>
+        <w:spacing w:before="0" w:beforeAutospacing="off" w:after="0" w:afterAutospacing="off"/>
+        <w:rPr>
+          <w:rFonts w:ascii="游明朝" w:hAnsi="游明朝" w:eastAsia="游明朝" w:cs="游明朝"/>
+          <w:noProof w:val="0"/>
+          <w:sz w:val="21"/>
+          <w:szCs w:val="21"/>
+          <w:lang w:eastAsia="ja-JP"/>
+        </w:rPr>
+      </w:pPr>
+      <w:r>
+        <w:rPr>
+          <w:rFonts w:ascii="游明朝" w:hAnsi="游明朝" w:eastAsia="游明朝" w:cs="游明朝"/>
+          <w:noProof w:val="0"/>
+          <w:sz w:val="21"/>
+          <w:szCs w:val="21"/>
+          <w:lang w:eastAsia="ja-JP"/>
+        </w:rPr>
+        <w:t xml:space="preserve">本日のスケジュール </w:t>
+      </w:r>
+    </w:p>
+    <w:p/>
+    <w:p>
+      <w:pPr>
+        <w:pStyle w:val="3"/>
+      </w:pPr>
+      <w:r>
+        <w:rPr>
+          <w:rFonts w:ascii="游明朝" w:hAnsi="游明朝" w:eastAsia="游明朝" w:cs="游明朝"/>
+          <w:noProof w:val="0"/>
+          <w:sz w:val="21"/>
+          <w:szCs w:val="21"/>
+          <w:lang w:eastAsia="ja-JP"/>
+        </w:rPr>
+        <w:t>通常ボタン</w:t>
+      </w:r>
+    </w:p>
+    <w:p>
+      <w:r>
+        <w:rPr>
+          <w:rFonts w:ascii="Consolas" w:hAnsi="Consolas" w:eastAsia="Consolas" w:cs="Consolas"/>
+          <w:noProof w:val="0"/>
+          <w:sz w:val="21"/>
+          <w:szCs w:val="21"/>
+          <w:lang w:eastAsia="ja-JP"/>
+        </w:rPr>
+        <w:t>font-size: 16px;</w:t>
+      </w:r>
+    </w:p>
+    <w:p>
+      <w:r>
+        <w:rPr>
+          <w:rFonts w:ascii="游明朝" w:hAnsi="游明朝" w:eastAsia="游明朝" w:cs="游明朝"/>
+          <w:noProof w:val="0"/>
+          <w:sz w:val="21"/>
+          <w:szCs w:val="21"/>
+          <w:lang w:eastAsia="ja-JP"/>
+        </w:rPr>
+        <w:t>例：</w:t>
+      </w:r>
+    </w:p>
+    <w:p>
+      <w:pPr>
+        <w:pStyle w:val="a9"/>
+        <w:numPr>
+          <w:ilvl w:val="0"/>
+          <w:numId w:val="3"/>
+        </w:numPr>
+        <w:spacing w:before="0" w:beforeAutospacing="off" w:after="0" w:afterAutospacing="off"/>
+        <w:rPr>
+          <w:rFonts w:ascii="游明朝" w:hAnsi="游明朝" w:eastAsia="游明朝" w:cs="游明朝"/>
+          <w:noProof w:val="0"/>
+          <w:sz w:val="21"/>
+          <w:szCs w:val="21"/>
+          <w:lang w:eastAsia="ja-JP"/>
+        </w:rPr>
+      </w:pPr>
+      <w:r>
+        <w:rPr>
+          <w:rFonts w:ascii="游明朝" w:hAnsi="游明朝" w:eastAsia="游明朝" w:cs="游明朝"/>
+          <w:noProof w:val="0"/>
+          <w:sz w:val="21"/>
+          <w:szCs w:val="21"/>
+          <w:lang w:eastAsia="ja-JP"/>
+        </w:rPr>
+        <w:t xml:space="preserve">登録 </w:t>
+      </w:r>
+    </w:p>
+    <w:p>
+      <w:pPr>
+        <w:pStyle w:val="a9"/>
+        <w:numPr>
+          <w:ilvl w:val="0"/>
+          <w:numId w:val="3"/>
+        </w:numPr>
+        <w:spacing w:before="0" w:beforeAutospacing="off" w:after="0" w:afterAutospacing="off"/>
+        <w:rPr>
+          <w:rFonts w:ascii="游明朝" w:hAnsi="游明朝" w:eastAsia="游明朝" w:cs="游明朝"/>
+          <w:noProof w:val="0"/>
+          <w:sz w:val="21"/>
+          <w:szCs w:val="21"/>
+          <w:lang w:eastAsia="ja-JP"/>
+        </w:rPr>
+      </w:pPr>
+      <w:r>
+        <w:rPr>
+          <w:rFonts w:ascii="游明朝" w:hAnsi="游明朝" w:eastAsia="游明朝" w:cs="游明朝"/>
+          <w:noProof w:val="0"/>
+          <w:sz w:val="21"/>
+          <w:szCs w:val="21"/>
+          <w:lang w:eastAsia="ja-JP"/>
+        </w:rPr>
+        <w:t xml:space="preserve">編集する </w:t>
+      </w:r>
+    </w:p>
+    <w:p>
+      <w:pPr>
+        <w:pStyle w:val="a9"/>
+        <w:numPr>
+          <w:ilvl w:val="0"/>
+          <w:numId w:val="3"/>
+        </w:numPr>
+        <w:spacing w:before="0" w:beforeAutospacing="off" w:after="0" w:afterAutospacing="off"/>
+        <w:rPr>
+          <w:rFonts w:ascii="游明朝" w:hAnsi="游明朝" w:eastAsia="游明朝" w:cs="游明朝"/>
+          <w:noProof w:val="0"/>
+          <w:sz w:val="21"/>
+          <w:szCs w:val="21"/>
+          <w:lang w:eastAsia="ja-JP"/>
+        </w:rPr>
+      </w:pPr>
+      <w:r>
+        <w:rPr>
+          <w:rFonts w:ascii="游明朝" w:hAnsi="游明朝" w:eastAsia="游明朝" w:cs="游明朝"/>
+          <w:noProof w:val="0"/>
+          <w:sz w:val="21"/>
+          <w:szCs w:val="21"/>
+          <w:lang w:eastAsia="ja-JP"/>
+        </w:rPr>
+        <w:t xml:space="preserve">削除 </w:t>
+      </w:r>
+    </w:p>
+    <w:p/>
+    <w:p>
+      <w:pPr>
+        <w:pStyle w:val="3"/>
+      </w:pPr>
+      <w:r>
+        <w:rPr>
+          <w:rFonts w:ascii="游明朝" w:hAnsi="游明朝" w:eastAsia="游明朝" w:cs="游明朝"/>
+          <w:noProof w:val="0"/>
+          <w:sz w:val="21"/>
+          <w:szCs w:val="21"/>
+          <w:lang w:eastAsia="ja-JP"/>
+        </w:rPr>
+        <w:t>本文</w:t>
+      </w:r>
+    </w:p>
+    <w:p>
+      <w:r>
+        <w:rPr>
+          <w:rFonts w:ascii="Consolas" w:hAnsi="Consolas" w:eastAsia="Consolas" w:cs="Consolas"/>
+          <w:noProof w:val="0"/>
+          <w:sz w:val="21"/>
+          <w:szCs w:val="21"/>
+          <w:lang w:eastAsia="ja-JP"/>
+        </w:rPr>
+        <w:t>font-size: 14px;</w:t>
+      </w:r>
+    </w:p>
+    <w:p>
+      <w:r>
+        <w:rPr>
+          <w:rFonts w:ascii="游明朝" w:hAnsi="游明朝" w:eastAsia="游明朝" w:cs="游明朝"/>
+          <w:noProof w:val="0"/>
+          <w:sz w:val="21"/>
+          <w:szCs w:val="21"/>
+          <w:lang w:eastAsia="ja-JP"/>
+        </w:rPr>
+        <w:t>例：</w:t>
+      </w:r>
+    </w:p>
+    <w:p>
+      <w:pPr>
+        <w:pStyle w:val="a9"/>
+        <w:numPr>
+          <w:ilvl w:val="0"/>
+          <w:numId w:val="4"/>
+        </w:numPr>
+        <w:spacing w:before="0" w:beforeAutospacing="off" w:after="0" w:afterAutospacing="off"/>
+        <w:rPr>
+          <w:rFonts w:ascii="游明朝" w:hAnsi="游明朝" w:eastAsia="游明朝" w:cs="游明朝"/>
+          <w:noProof w:val="0"/>
+          <w:sz w:val="21"/>
+          <w:szCs w:val="21"/>
+          <w:lang w:eastAsia="ja-JP"/>
+        </w:rPr>
+      </w:pPr>
+      <w:r>
+        <w:rPr>
+          <w:rFonts w:ascii="游明朝" w:hAnsi="游明朝" w:eastAsia="游明朝" w:cs="游明朝"/>
+          <w:noProof w:val="0"/>
+          <w:sz w:val="21"/>
+          <w:szCs w:val="21"/>
+          <w:lang w:eastAsia="ja-JP"/>
+        </w:rPr>
+        <w:t xml:space="preserve">目標一覧 </w:t>
+      </w:r>
+    </w:p>
+    <w:p/>
+    <w:p>
+      <w:pPr>
+        <w:pStyle w:val="3"/>
+      </w:pPr>
+      <w:r>
+        <w:rPr>
+          <w:rFonts w:ascii="游明朝" w:hAnsi="游明朝" w:eastAsia="游明朝" w:cs="游明朝"/>
+          <w:noProof w:val="0"/>
+          <w:sz w:val="21"/>
+          <w:szCs w:val="21"/>
+          <w:lang w:eastAsia="ja-JP"/>
+        </w:rPr>
+        <w:t>小テキスト</w:t>
+      </w:r>
+    </w:p>
+    <w:p>
+      <w:r>
+        <w:rPr>
+          <w:rFonts w:ascii="Consolas" w:hAnsi="Consolas" w:eastAsia="Consolas" w:cs="Consolas"/>
+          <w:noProof w:val="0"/>
+          <w:sz w:val="21"/>
+          <w:szCs w:val="21"/>
+          <w:lang w:eastAsia="ja-JP"/>
+        </w:rPr>
+        <w:t>font-size: 11px〜13px;</w:t>
+      </w:r>
+    </w:p>
+    <w:p>
+      <w:r>
+        <w:rPr>
+          <w:rFonts w:ascii="游明朝" w:hAnsi="游明朝" w:eastAsia="游明朝" w:cs="游明朝"/>
+          <w:noProof w:val="0"/>
+          <w:sz w:val="21"/>
+          <w:szCs w:val="21"/>
+          <w:lang w:eastAsia="ja-JP"/>
+        </w:rPr>
+        <w:t>例：</w:t>
+      </w:r>
+    </w:p>
+    <w:p>
+      <w:pPr>
+        <w:pStyle w:val="a9"/>
+        <w:numPr>
+          <w:ilvl w:val="0"/>
+          <w:numId w:val="5"/>
+        </w:numPr>
+        <w:spacing w:before="0" w:beforeAutospacing="off" w:after="0" w:afterAutospacing="off"/>
+        <w:rPr>
+          <w:rFonts w:ascii="游明朝" w:hAnsi="游明朝" w:eastAsia="游明朝" w:cs="游明朝"/>
+          <w:noProof w:val="0"/>
+          <w:sz w:val="21"/>
+          <w:szCs w:val="21"/>
+          <w:lang w:eastAsia="ja-JP"/>
+        </w:rPr>
+      </w:pPr>
+      <w:r>
+        <w:rPr>
+          <w:rFonts w:ascii="游明朝" w:hAnsi="游明朝" w:eastAsia="游明朝" w:cs="游明朝"/>
+          <w:noProof w:val="0"/>
+          <w:sz w:val="21"/>
+          <w:szCs w:val="21"/>
+          <w:lang w:eastAsia="ja-JP"/>
+        </w:rPr>
+        <w:t xml:space="preserve">ラベル </w:t>
+      </w:r>
+    </w:p>
+    <w:p>
+      <w:pPr>
+        <w:pStyle w:val="a9"/>
+        <w:numPr>
+          <w:ilvl w:val="0"/>
+          <w:numId w:val="5"/>
+        </w:numPr>
+        <w:spacing w:before="0" w:beforeAutospacing="off" w:after="0" w:afterAutospacing="off"/>
+        <w:rPr>
+          <w:rFonts w:ascii="游明朝" w:hAnsi="游明朝" w:eastAsia="游明朝" w:cs="游明朝"/>
+          <w:noProof w:val="0"/>
+          <w:sz w:val="21"/>
+          <w:szCs w:val="21"/>
+          <w:lang w:eastAsia="ja-JP"/>
+        </w:rPr>
+      </w:pPr>
+      <w:r>
+        <w:rPr>
+          <w:rFonts w:ascii="游明朝" w:hAnsi="游明朝" w:eastAsia="游明朝" w:cs="游明朝"/>
+          <w:noProof w:val="0"/>
+          <w:sz w:val="21"/>
+          <w:szCs w:val="21"/>
+          <w:lang w:eastAsia="ja-JP"/>
+        </w:rPr>
+        <w:t xml:space="preserve">小ボタン </w:t>
+      </w:r>
+    </w:p>
+    <w:p/>
+    <w:p>
+      <w:pPr>
+        <w:pStyle w:val="1"/>
+      </w:pPr>
+      <w:r>
+        <w:rPr>
+          <w:rFonts w:ascii="游明朝" w:hAnsi="游明朝" w:eastAsia="游明朝" w:cs="游明朝"/>
+          <w:noProof w:val="0"/>
+          <w:sz w:val="21"/>
+          <w:szCs w:val="21"/>
+          <w:lang w:eastAsia="ja-JP"/>
+        </w:rPr>
+        <w:t>3. 余白ルール</w:t>
+      </w:r>
+    </w:p>
+    <w:p>
+      <w:pPr>
+        <w:pStyle w:val="2"/>
+      </w:pPr>
+      <w:r>
+        <w:rPr>
+          <w:rFonts w:ascii="游明朝" w:hAnsi="游明朝" w:eastAsia="游明朝" w:cs="游明朝"/>
+          <w:noProof w:val="0"/>
+          <w:sz w:val="21"/>
+          <w:szCs w:val="21"/>
+          <w:lang w:eastAsia="ja-JP"/>
+        </w:rPr>
+        <w:t>外側余白</w:t>
+      </w:r>
+    </w:p>
+    <w:p>
+      <w:r>
+        <w:rPr>
+          <w:rFonts w:ascii="Consolas" w:hAnsi="Consolas" w:eastAsia="Consolas" w:cs="Consolas"/>
+          <w:noProof w:val="0"/>
+          <w:sz w:val="21"/>
+          <w:szCs w:val="21"/>
+          <w:lang w:eastAsia="ja-JP"/>
+        </w:rPr>
+        <w:t>padding: 15px;</w:t>
+      </w:r>
+    </w:p>
+    <w:p>
+      <w:r>
+        <w:rPr>
+          <w:rFonts w:ascii="游明朝" w:hAnsi="游明朝" w:eastAsia="游明朝" w:cs="游明朝"/>
+          <w:noProof w:val="0"/>
+          <w:sz w:val="21"/>
+          <w:szCs w:val="21"/>
+          <w:lang w:eastAsia="ja-JP"/>
+        </w:rPr>
+        <w:t>コンテナ基本余白。</w:t>
+      </w:r>
+    </w:p>
+    <w:p/>
+    <w:p>
+      <w:pPr>
+        <w:pStyle w:val="2"/>
+      </w:pPr>
+      <w:r>
+        <w:rPr>
+          <w:rFonts w:ascii="游明朝" w:hAnsi="游明朝" w:eastAsia="游明朝" w:cs="游明朝"/>
+          <w:noProof w:val="0"/>
+          <w:sz w:val="21"/>
+          <w:szCs w:val="21"/>
+          <w:lang w:eastAsia="ja-JP"/>
+        </w:rPr>
+        <w:t>セクション間余白</w:t>
+      </w:r>
+    </w:p>
+    <w:p>
+      <w:r>
+        <w:rPr>
+          <w:rFonts w:ascii="Consolas" w:hAnsi="Consolas" w:eastAsia="Consolas" w:cs="Consolas"/>
+          <w:noProof w:val="0"/>
+          <w:sz w:val="21"/>
+          <w:szCs w:val="21"/>
+          <w:lang w:eastAsia="ja-JP"/>
+        </w:rPr>
+        <w:t>margin-bottom: 12px〜15px;</w:t>
+      </w:r>
+    </w:p>
+    <w:p/>
+    <w:p>
+      <w:pPr>
+        <w:pStyle w:val="2"/>
+      </w:pPr>
+      <w:r>
+        <w:rPr>
+          <w:rFonts w:ascii="游明朝" w:hAnsi="游明朝" w:eastAsia="游明朝" w:cs="游明朝"/>
+          <w:noProof w:val="0"/>
+          <w:sz w:val="21"/>
+          <w:szCs w:val="21"/>
+          <w:lang w:eastAsia="ja-JP"/>
+        </w:rPr>
+        <w:t>小要素間</w:t>
+      </w:r>
+    </w:p>
+    <w:p>
+      <w:r>
+        <w:rPr>
+          <w:rFonts w:ascii="Consolas" w:hAnsi="Consolas" w:eastAsia="Consolas" w:cs="Consolas"/>
+          <w:noProof w:val="0"/>
+          <w:sz w:val="21"/>
+          <w:szCs w:val="21"/>
+          <w:lang w:eastAsia="ja-JP"/>
+        </w:rPr>
+        <w:t>gap: 10px;</w:t>
+      </w:r>
+    </w:p>
+    <w:p>
+      <w:r>
+        <w:rPr>
+          <w:rFonts w:ascii="游明朝" w:hAnsi="游明朝" w:eastAsia="游明朝" w:cs="游明朝"/>
+          <w:noProof w:val="0"/>
+          <w:sz w:val="21"/>
+          <w:szCs w:val="21"/>
+          <w:lang w:eastAsia="ja-JP"/>
+        </w:rPr>
+        <w:t>横並び要素。</w:t>
+      </w:r>
+    </w:p>
+    <w:p/>
+    <w:p>
+      <w:pPr>
+        <w:pStyle w:val="2"/>
+      </w:pPr>
+      <w:r>
+        <w:rPr>
+          <w:rFonts w:ascii="游明朝" w:hAnsi="游明朝" w:eastAsia="游明朝" w:cs="游明朝"/>
+          <w:noProof w:val="0"/>
+          <w:sz w:val="21"/>
+          <w:szCs w:val="21"/>
+          <w:lang w:eastAsia="ja-JP"/>
+        </w:rPr>
+        <w:t>小さい余白</w:t>
+      </w:r>
+    </w:p>
+    <w:p>
+      <w:r>
+        <w:rPr>
+          <w:rFonts w:ascii="Consolas" w:hAnsi="Consolas" w:eastAsia="Consolas" w:cs="Consolas"/>
+          <w:noProof w:val="0"/>
+          <w:sz w:val="21"/>
+          <w:szCs w:val="21"/>
+          <w:lang w:eastAsia="ja-JP"/>
+        </w:rPr>
+        <w:t>padding: 5px〜8px;</w:t>
+      </w:r>
+    </w:p>
+    <w:p>
+      <w:r>
+        <w:rPr>
+          <w:rFonts w:ascii="游明朝" w:hAnsi="游明朝" w:eastAsia="游明朝" w:cs="游明朝"/>
+          <w:noProof w:val="0"/>
+          <w:sz w:val="21"/>
+          <w:szCs w:val="21"/>
+          <w:lang w:eastAsia="ja-JP"/>
+        </w:rPr>
+        <w:t>入力欄や曜日ボタン。</w:t>
+      </w:r>
+    </w:p>
+    <w:p/>
+    <w:p>
+      <w:pPr>
+        <w:pStyle w:val="1"/>
+      </w:pPr>
+      <w:r>
+        <w:rPr>
+          <w:rFonts w:ascii="游明朝" w:hAnsi="游明朝" w:eastAsia="游明朝" w:cs="游明朝"/>
+          <w:noProof w:val="0"/>
+          <w:sz w:val="21"/>
+          <w:szCs w:val="21"/>
+          <w:lang w:eastAsia="ja-JP"/>
+        </w:rPr>
+        <w:t>4. 角丸ルール</w:t>
+      </w:r>
+    </w:p>
+    <w:p>
+      <w:pPr>
+        <w:pStyle w:val="2"/>
+      </w:pPr>
+      <w:r>
+        <w:rPr>
+          <w:rFonts w:ascii="游明朝" w:hAnsi="游明朝" w:eastAsia="游明朝" w:cs="游明朝"/>
+          <w:noProof w:val="0"/>
+          <w:sz w:val="21"/>
+          <w:szCs w:val="21"/>
+          <w:lang w:eastAsia="ja-JP"/>
+        </w:rPr>
+        <w:t>メイン画面</w:t>
+      </w:r>
+    </w:p>
+    <w:p>
+      <w:r>
+        <w:rPr>
+          <w:rFonts w:ascii="Consolas" w:hAnsi="Consolas" w:eastAsia="Consolas" w:cs="Consolas"/>
+          <w:noProof w:val="0"/>
+          <w:sz w:val="21"/>
+          <w:szCs w:val="21"/>
+          <w:lang w:eastAsia="ja-JP"/>
+        </w:rPr>
+        <w:t>border-radius: 40px;</w:t>
+      </w:r>
+    </w:p>
+    <w:p>
+      <w:r>
+        <w:rPr>
+          <w:rFonts w:ascii="游明朝" w:hAnsi="游明朝" w:eastAsia="游明朝" w:cs="游明朝"/>
+          <w:noProof w:val="0"/>
+          <w:sz w:val="21"/>
+          <w:szCs w:val="21"/>
+          <w:lang w:eastAsia="ja-JP"/>
+        </w:rPr>
+        <w:t>スマホ型UI。</w:t>
+      </w:r>
+    </w:p>
+    <w:p/>
+    <w:p>
+      <w:pPr>
+        <w:pStyle w:val="2"/>
+      </w:pPr>
+      <w:r>
+        <w:rPr>
+          <w:rFonts w:ascii="游明朝" w:hAnsi="游明朝" w:eastAsia="游明朝" w:cs="游明朝"/>
+          <w:noProof w:val="0"/>
+          <w:sz w:val="21"/>
+          <w:szCs w:val="21"/>
+          <w:lang w:eastAsia="ja-JP"/>
+        </w:rPr>
+        <w:t>中サイズ</w:t>
+      </w:r>
+    </w:p>
+    <w:p>
+      <w:r>
+        <w:rPr>
+          <w:rFonts w:ascii="Consolas" w:hAnsi="Consolas" w:eastAsia="Consolas" w:cs="Consolas"/>
+          <w:noProof w:val="0"/>
+          <w:sz w:val="21"/>
+          <w:szCs w:val="21"/>
+          <w:lang w:eastAsia="ja-JP"/>
+        </w:rPr>
+        <w:t>border-radius: 12px;</w:t>
+      </w:r>
+    </w:p>
+    <w:p>
+      <w:r>
+        <w:rPr>
+          <w:rFonts w:ascii="游明朝" w:hAnsi="游明朝" w:eastAsia="游明朝" w:cs="游明朝"/>
+          <w:noProof w:val="0"/>
+          <w:sz w:val="21"/>
+          <w:szCs w:val="21"/>
+          <w:lang w:eastAsia="ja-JP"/>
+        </w:rPr>
+        <w:t>タイトルやボタン。</w:t>
+      </w:r>
+    </w:p>
+    <w:p/>
+    <w:p>
+      <w:pPr>
+        <w:pStyle w:val="2"/>
+      </w:pPr>
+      <w:r>
+        <w:rPr>
+          <w:rFonts w:ascii="游明朝" w:hAnsi="游明朝" w:eastAsia="游明朝" w:cs="游明朝"/>
+          <w:noProof w:val="0"/>
+          <w:sz w:val="21"/>
+          <w:szCs w:val="21"/>
+          <w:lang w:eastAsia="ja-JP"/>
+        </w:rPr>
+        <w:t>小サイズ</w:t>
+      </w:r>
+    </w:p>
+    <w:p>
+      <w:r>
+        <w:rPr>
+          <w:rFonts w:ascii="Consolas" w:hAnsi="Consolas" w:eastAsia="Consolas" w:cs="Consolas"/>
+          <w:noProof w:val="0"/>
+          <w:sz w:val="21"/>
+          <w:szCs w:val="21"/>
+          <w:lang w:eastAsia="ja-JP"/>
+        </w:rPr>
+        <w:t>border-radius: 8px;</w:t>
+      </w:r>
+    </w:p>
+    <w:p>
+      <w:r>
+        <w:rPr>
+          <w:rFonts w:ascii="游明朝" w:hAnsi="游明朝" w:eastAsia="游明朝" w:cs="游明朝"/>
+          <w:noProof w:val="0"/>
+          <w:sz w:val="21"/>
+          <w:szCs w:val="21"/>
+          <w:lang w:eastAsia="ja-JP"/>
+        </w:rPr>
+        <w:t>小ボタン。</w:t>
+      </w:r>
+    </w:p>
+    <w:p/>
+    <w:p>
+      <w:pPr>
+        <w:pStyle w:val="2"/>
+      </w:pPr>
+      <w:r>
+        <w:rPr>
+          <w:rFonts w:ascii="游明朝" w:hAnsi="游明朝" w:eastAsia="游明朝" w:cs="游明朝"/>
+          <w:noProof w:val="0"/>
+          <w:sz w:val="21"/>
+          <w:szCs w:val="21"/>
+          <w:lang w:eastAsia="ja-JP"/>
+        </w:rPr>
+        <w:t>円形</w:t>
+      </w:r>
+    </w:p>
+    <w:p>
+      <w:r>
+        <w:rPr>
+          <w:rFonts w:ascii="Consolas" w:hAnsi="Consolas" w:eastAsia="Consolas" w:cs="Consolas"/>
+          <w:noProof w:val="0"/>
+          <w:sz w:val="21"/>
+          <w:szCs w:val="21"/>
+          <w:lang w:eastAsia="ja-JP"/>
+        </w:rPr>
+        <w:t>border-radius: 50%;</w:t>
+      </w:r>
+    </w:p>
+    <w:p>
+      <w:r>
+        <w:rPr>
+          <w:rFonts w:ascii="游明朝" w:hAnsi="游明朝" w:eastAsia="游明朝" w:cs="游明朝"/>
+          <w:noProof w:val="0"/>
+          <w:sz w:val="21"/>
+          <w:szCs w:val="21"/>
+          <w:lang w:eastAsia="ja-JP"/>
+        </w:rPr>
+        <w:t>カラー選択や丸ボタン。</w:t>
+      </w:r>
+    </w:p>
+    <w:p/>
+    <w:p>
+      <w:pPr>
+        <w:pStyle w:val="1"/>
+      </w:pPr>
+      <w:r>
+        <w:rPr>
+          <w:rFonts w:ascii="游明朝" w:hAnsi="游明朝" w:eastAsia="游明朝" w:cs="游明朝"/>
+          <w:noProof w:val="0"/>
+          <w:sz w:val="21"/>
+          <w:szCs w:val="21"/>
+          <w:lang w:eastAsia="ja-JP"/>
+        </w:rPr>
+        <w:t>5. ボーダールール</w:t>
+      </w:r>
+    </w:p>
+    <w:p>
+      <w:pPr>
+        <w:pStyle w:val="2"/>
+      </w:pPr>
+      <w:r>
+        <w:rPr>
+          <w:rFonts w:ascii="游明朝" w:hAnsi="游明朝" w:eastAsia="游明朝" w:cs="游明朝"/>
+          <w:noProof w:val="0"/>
+          <w:sz w:val="21"/>
+          <w:szCs w:val="21"/>
+          <w:lang w:eastAsia="ja-JP"/>
+        </w:rPr>
+        <w:t>基本線</w:t>
+      </w:r>
+    </w:p>
+    <w:p>
+      <w:r>
+        <w:rPr>
+          <w:rFonts w:ascii="Consolas" w:hAnsi="Consolas" w:eastAsia="Consolas" w:cs="Consolas"/>
+          <w:noProof w:val="0"/>
+          <w:sz w:val="21"/>
+          <w:szCs w:val="21"/>
+          <w:lang w:eastAsia="ja-JP"/>
+        </w:rPr>
+        <w:t>border: 1px solid #999;</w:t>
+      </w:r>
+    </w:p>
+    <w:p/>
+    <w:p>
+      <w:pPr>
+        <w:pStyle w:val="2"/>
+      </w:pPr>
+      <w:r>
+        <w:rPr>
+          <w:rFonts w:ascii="游明朝" w:hAnsi="游明朝" w:eastAsia="游明朝" w:cs="游明朝"/>
+          <w:noProof w:val="0"/>
+          <w:sz w:val="21"/>
+          <w:szCs w:val="21"/>
+          <w:lang w:eastAsia="ja-JP"/>
+        </w:rPr>
+        <w:t>強調線</w:t>
+      </w:r>
+    </w:p>
+    <w:p>
+      <w:r>
+        <w:rPr>
+          <w:rFonts w:ascii="Consolas" w:hAnsi="Consolas" w:eastAsia="Consolas" w:cs="Consolas"/>
+          <w:noProof w:val="0"/>
+          <w:sz w:val="21"/>
+          <w:szCs w:val="21"/>
+          <w:lang w:eastAsia="ja-JP"/>
+        </w:rPr>
+        <w:t>border: 2px solid #000;</w:t>
+      </w:r>
+    </w:p>
+    <w:p>
+      <w:r>
+        <w:rPr>
+          <w:rFonts w:ascii="游明朝" w:hAnsi="游明朝" w:eastAsia="游明朝" w:cs="游明朝"/>
+          <w:noProof w:val="0"/>
+          <w:sz w:val="21"/>
+          <w:szCs w:val="21"/>
+          <w:lang w:eastAsia="ja-JP"/>
+        </w:rPr>
+        <w:t>選択エリアや重要ボタン。</w:t>
+      </w:r>
+    </w:p>
+    <w:p/>
+    <w:p>
+      <w:pPr>
+        <w:pStyle w:val="1"/>
+      </w:pPr>
+      <w:r>
+        <w:rPr>
+          <w:rFonts w:ascii="游明朝" w:hAnsi="游明朝" w:eastAsia="游明朝" w:cs="游明朝"/>
+          <w:noProof w:val="0"/>
+          <w:sz w:val="21"/>
+          <w:szCs w:val="21"/>
+          <w:lang w:eastAsia="ja-JP"/>
+        </w:rPr>
+        <w:t>6. ボタンルール</w:t>
+      </w:r>
+    </w:p>
+    <w:p>
+      <w:pPr>
+        <w:pStyle w:val="2"/>
+      </w:pPr>
+      <w:r>
+        <w:rPr>
+          <w:rFonts w:ascii="游明朝" w:hAnsi="游明朝" w:eastAsia="游明朝" w:cs="游明朝"/>
+          <w:noProof w:val="0"/>
+          <w:sz w:val="21"/>
+          <w:szCs w:val="21"/>
+          <w:lang w:eastAsia="ja-JP"/>
+        </w:rPr>
+        <w:t>基本</w:t>
+      </w:r>
+    </w:p>
+    <w:p>
+      <w:r>
+        <w:rPr>
+          <w:rFonts w:ascii="Consolas" w:hAnsi="Consolas" w:eastAsia="Consolas" w:cs="Consolas"/>
+          <w:noProof w:val="0"/>
+          <w:sz w:val="21"/>
+          <w:szCs w:val="21"/>
+          <w:lang w:eastAsia="ja-JP"/>
+        </w:rPr>
+        <w:t>cursor: pointer;</w:t>
+      </w:r>
+      <w:r>
+        <w:br/>
+      </w:r>
+      <w:r>
+        <w:rPr>
+          <w:rFonts w:ascii="Consolas" w:hAnsi="Consolas" w:eastAsia="Consolas" w:cs="Consolas"/>
+          <w:noProof w:val="0"/>
+          <w:sz w:val="21"/>
+          <w:szCs w:val="21"/>
+          <w:lang w:eastAsia="ja-JP"/>
+        </w:rPr>
+        <w:t>transition: 0.2s;</w:t>
+      </w:r>
+    </w:p>
+    <w:p/>
+    <w:p>
+      <w:pPr>
+        <w:pStyle w:val="2"/>
+      </w:pPr>
+      <w:r>
+        <w:rPr>
+          <w:rFonts w:ascii="游明朝" w:hAnsi="游明朝" w:eastAsia="游明朝" w:cs="游明朝"/>
+          <w:noProof w:val="0"/>
+          <w:sz w:val="21"/>
+          <w:szCs w:val="21"/>
+          <w:lang w:eastAsia="ja-JP"/>
+        </w:rPr>
+        <w:t>押下時</w:t>
+      </w:r>
+    </w:p>
+    <w:p>
+      <w:r>
+        <w:rPr>
+          <w:rFonts w:ascii="Consolas" w:hAnsi="Consolas" w:eastAsia="Consolas" w:cs="Consolas"/>
+          <w:noProof w:val="0"/>
+          <w:sz w:val="21"/>
+          <w:szCs w:val="21"/>
+          <w:lang w:eastAsia="ja-JP"/>
+        </w:rPr>
+        <w:t>transform: scale(0.9);</w:t>
+      </w:r>
+    </w:p>
+    <w:p/>
+    <w:p>
+      <w:pPr>
+        <w:pStyle w:val="2"/>
+      </w:pPr>
+      <w:r>
+        <w:rPr>
+          <w:rFonts w:ascii="游明朝" w:hAnsi="游明朝" w:eastAsia="游明朝" w:cs="游明朝"/>
+          <w:noProof w:val="0"/>
+          <w:sz w:val="21"/>
+          <w:szCs w:val="21"/>
+          <w:lang w:eastAsia="ja-JP"/>
+        </w:rPr>
+        <w:t>ボタン高さ</w:t>
+      </w:r>
+    </w:p>
+    <w:p>
+      <w:r>
+        <w:rPr>
+          <w:rFonts w:ascii="游明朝" w:hAnsi="游明朝" w:eastAsia="游明朝" w:cs="游明朝"/>
+          <w:noProof w:val="0"/>
+          <w:sz w:val="21"/>
+          <w:szCs w:val="21"/>
+          <w:lang w:eastAsia="ja-JP"/>
+        </w:rPr>
+        <w:t>通常：</w:t>
+      </w:r>
+    </w:p>
+    <w:p>
+      <w:r>
+        <w:rPr>
+          <w:rFonts w:ascii="Consolas" w:hAnsi="Consolas" w:eastAsia="Consolas" w:cs="Consolas"/>
+          <w:noProof w:val="0"/>
+          <w:sz w:val="21"/>
+          <w:szCs w:val="21"/>
+          <w:lang w:eastAsia="ja-JP"/>
+        </w:rPr>
+        <w:t>height: 40px;</w:t>
+      </w:r>
+    </w:p>
+    <w:p>
+      <w:r>
+        <w:rPr>
+          <w:rFonts w:ascii="游明朝" w:hAnsi="游明朝" w:eastAsia="游明朝" w:cs="游明朝"/>
+          <w:noProof w:val="0"/>
+          <w:sz w:val="21"/>
+          <w:szCs w:val="21"/>
+          <w:lang w:eastAsia="ja-JP"/>
+        </w:rPr>
+        <w:t>丸ボタン：</w:t>
+      </w:r>
+    </w:p>
+    <w:p>
+      <w:r>
+        <w:rPr>
+          <w:rFonts w:ascii="Consolas" w:hAnsi="Consolas" w:eastAsia="Consolas" w:cs="Consolas"/>
+          <w:noProof w:val="0"/>
+          <w:sz w:val="21"/>
+          <w:szCs w:val="21"/>
+          <w:lang w:eastAsia="ja-JP"/>
+        </w:rPr>
+        <w:t>width: 36px;</w:t>
+      </w:r>
+      <w:r>
+        <w:br/>
+      </w:r>
+      <w:r>
+        <w:rPr>
+          <w:rFonts w:ascii="Consolas" w:hAnsi="Consolas" w:eastAsia="Consolas" w:cs="Consolas"/>
+          <w:noProof w:val="0"/>
+          <w:sz w:val="21"/>
+          <w:szCs w:val="21"/>
+          <w:lang w:eastAsia="ja-JP"/>
+        </w:rPr>
+        <w:t>height: 36px;</w:t>
+      </w:r>
+    </w:p>
+    <w:p/>
+    <w:p>
+      <w:pPr>
+        <w:pStyle w:val="1"/>
+      </w:pPr>
+      <w:r>
+        <w:rPr>
+          <w:rFonts w:ascii="游明朝" w:hAnsi="游明朝" w:eastAsia="游明朝" w:cs="游明朝"/>
+          <w:noProof w:val="0"/>
+          <w:sz w:val="21"/>
+          <w:szCs w:val="21"/>
+          <w:lang w:eastAsia="ja-JP"/>
+        </w:rPr>
+        <w:t>7. レイアウトルール</w:t>
+      </w:r>
+    </w:p>
+    <w:p>
+      <w:pPr>
+        <w:pStyle w:val="2"/>
+      </w:pPr>
+      <w:r>
+        <w:rPr>
+          <w:rFonts w:ascii="游明朝" w:hAnsi="游明朝" w:eastAsia="游明朝" w:cs="游明朝"/>
+          <w:noProof w:val="0"/>
+          <w:sz w:val="21"/>
+          <w:szCs w:val="21"/>
+          <w:lang w:eastAsia="ja-JP"/>
+        </w:rPr>
+        <w:t>横並び</w:t>
+      </w:r>
+    </w:p>
+    <w:p>
+      <w:r>
+        <w:rPr>
+          <w:rFonts w:ascii="Consolas" w:hAnsi="Consolas" w:eastAsia="Consolas" w:cs="Consolas"/>
+          <w:noProof w:val="0"/>
+          <w:sz w:val="21"/>
+          <w:szCs w:val="21"/>
+          <w:lang w:eastAsia="ja-JP"/>
+        </w:rPr>
+        <w:t>display: flex;</w:t>
+      </w:r>
+    </w:p>
+    <w:p/>
+    <w:p>
+      <w:pPr>
+        <w:pStyle w:val="2"/>
+      </w:pPr>
+      <w:r>
+        <w:rPr>
+          <w:rFonts w:ascii="游明朝" w:hAnsi="游明朝" w:eastAsia="游明朝" w:cs="游明朝"/>
+          <w:noProof w:val="0"/>
+          <w:sz w:val="21"/>
+          <w:szCs w:val="21"/>
+          <w:lang w:eastAsia="ja-JP"/>
+        </w:rPr>
+        <w:t>縦並び</w:t>
+      </w:r>
+    </w:p>
+    <w:p>
+      <w:r>
+        <w:rPr>
+          <w:rFonts w:ascii="Consolas" w:hAnsi="Consolas" w:eastAsia="Consolas" w:cs="Consolas"/>
+          <w:noProof w:val="0"/>
+          <w:sz w:val="21"/>
+          <w:szCs w:val="21"/>
+          <w:lang w:eastAsia="ja-JP"/>
+        </w:rPr>
+        <w:t>flex-direction: column;</w:t>
+      </w:r>
+    </w:p>
+    <w:p/>
+    <w:p>
+      <w:pPr>
+        <w:pStyle w:val="2"/>
+      </w:pPr>
+      <w:r>
+        <w:rPr>
+          <w:rFonts w:ascii="游明朝" w:hAnsi="游明朝" w:eastAsia="游明朝" w:cs="游明朝"/>
+          <w:noProof w:val="0"/>
+          <w:sz w:val="21"/>
+          <w:szCs w:val="21"/>
+          <w:lang w:eastAsia="ja-JP"/>
+        </w:rPr>
+        <w:t>中央配置</w:t>
+      </w:r>
+    </w:p>
+    <w:p>
+      <w:r>
+        <w:rPr>
+          <w:rFonts w:ascii="Consolas" w:hAnsi="Consolas" w:eastAsia="Consolas" w:cs="Consolas"/>
+          <w:noProof w:val="0"/>
+          <w:sz w:val="21"/>
+          <w:szCs w:val="21"/>
+          <w:lang w:eastAsia="ja-JP"/>
+        </w:rPr>
+        <w:t>justify-content: center;</w:t>
+      </w:r>
+      <w:r>
+        <w:br/>
+      </w:r>
+      <w:r>
+        <w:rPr>
+          <w:rFonts w:ascii="Consolas" w:hAnsi="Consolas" w:eastAsia="Consolas" w:cs="Consolas"/>
+          <w:noProof w:val="0"/>
+          <w:sz w:val="21"/>
+          <w:szCs w:val="21"/>
+          <w:lang w:eastAsia="ja-JP"/>
+        </w:rPr>
+        <w:t>align-items: center;</w:t>
+      </w:r>
+    </w:p>
+    <w:p/>
+    <w:p>
+      <w:pPr>
+        <w:pStyle w:val="1"/>
+      </w:pPr>
+      <w:r>
+        <w:rPr>
+          <w:rFonts w:ascii="游明朝" w:hAnsi="游明朝" w:eastAsia="游明朝" w:cs="游明朝"/>
+          <w:noProof w:val="0"/>
+          <w:sz w:val="21"/>
+          <w:szCs w:val="21"/>
+          <w:lang w:eastAsia="ja-JP"/>
+        </w:rPr>
+        <w:t>8. スクロールルール</w:t>
+      </w:r>
+    </w:p>
+    <w:p>
+      <w:pPr>
+        <w:pStyle w:val="2"/>
+      </w:pPr>
+      <w:r>
+        <w:rPr>
+          <w:rFonts w:ascii="游明朝" w:hAnsi="游明朝" w:eastAsia="游明朝" w:cs="游明朝"/>
+          <w:noProof w:val="0"/>
+          <w:sz w:val="21"/>
+          <w:szCs w:val="21"/>
+          <w:lang w:eastAsia="ja-JP"/>
+        </w:rPr>
+        <w:t>スクロールバー</w:t>
+      </w:r>
+    </w:p>
+    <w:p>
+      <w:r>
+        <w:rPr>
+          <w:rFonts w:ascii="Consolas" w:hAnsi="Consolas" w:eastAsia="Consolas" w:cs="Consolas"/>
+          <w:noProof w:val="0"/>
+          <w:sz w:val="21"/>
+          <w:szCs w:val="21"/>
+          <w:lang w:eastAsia="ja-JP"/>
+        </w:rPr>
+        <w:t>width: 8px;</w:t>
+      </w:r>
+      <w:r>
+        <w:br/>
+      </w:r>
+      <w:r>
+        <w:rPr>
+          <w:rFonts w:ascii="Consolas" w:hAnsi="Consolas" w:eastAsia="Consolas" w:cs="Consolas"/>
+          <w:noProof w:val="0"/>
+          <w:sz w:val="21"/>
+          <w:szCs w:val="21"/>
+          <w:lang w:eastAsia="ja-JP"/>
+        </w:rPr>
+        <w:t>border-radius: 10px;</w:t>
+      </w:r>
+    </w:p>
+    <w:p/>
+    <w:p>
+      <w:pPr>
+        <w:pStyle w:val="2"/>
+      </w:pPr>
+      <w:r>
+        <w:rPr>
+          <w:rFonts w:ascii="游明朝" w:hAnsi="游明朝" w:eastAsia="游明朝" w:cs="游明朝"/>
+          <w:noProof w:val="0"/>
+          <w:sz w:val="21"/>
+          <w:szCs w:val="21"/>
+          <w:lang w:eastAsia="ja-JP"/>
+        </w:rPr>
+        <w:t>スクロール部分</w:t>
+      </w:r>
+    </w:p>
+    <w:p>
+      <w:r>
+        <w:rPr>
+          <w:rFonts w:ascii="Consolas" w:hAnsi="Consolas" w:eastAsia="Consolas" w:cs="Consolas"/>
+          <w:noProof w:val="0"/>
+          <w:sz w:val="21"/>
+          <w:szCs w:val="21"/>
+          <w:lang w:eastAsia="ja-JP"/>
+        </w:rPr>
+        <w:t>overflow-y: auto;</w:t>
+      </w:r>
+    </w:p>
+    <w:p/>
+    <w:p>
+      <w:pPr>
+        <w:pStyle w:val="1"/>
+      </w:pPr>
+      <w:r>
+        <w:rPr>
+          <w:rFonts w:ascii="游明朝" w:hAnsi="游明朝" w:eastAsia="游明朝" w:cs="游明朝"/>
+          <w:noProof w:val="0"/>
+          <w:sz w:val="21"/>
+          <w:szCs w:val="21"/>
+          <w:lang w:eastAsia="ja-JP"/>
+        </w:rPr>
+        <w:t>9. STEPRA 共通CSS化おすすめ</w:t>
+      </w:r>
+    </w:p>
+    <w:p>
+      <w:r>
+        <w:rPr>
+          <w:rFonts w:ascii="游明朝" w:hAnsi="游明朝" w:eastAsia="游明朝" w:cs="游明朝"/>
+          <w:noProof w:val="0"/>
+          <w:sz w:val="21"/>
+          <w:szCs w:val="21"/>
+          <w:lang w:eastAsia="ja-JP"/>
+        </w:rPr>
+        <w:t xml:space="preserve">これを </w:t>
+      </w:r>
+      <w:r>
+        <w:rPr>
+          <w:rFonts w:ascii="Consolas" w:hAnsi="Consolas" w:eastAsia="Consolas" w:cs="Consolas"/>
+          <w:noProof w:val="0"/>
+          <w:sz w:val="21"/>
+          <w:szCs w:val="21"/>
+          <w:lang w:eastAsia="ja-JP"/>
+        </w:rPr>
+        <w:t>common.css</w:t>
+      </w:r>
+      <w:r>
+        <w:rPr>
+          <w:rFonts w:ascii="游明朝" w:hAnsi="游明朝" w:eastAsia="游明朝" w:cs="游明朝"/>
+          <w:noProof w:val="0"/>
+          <w:sz w:val="21"/>
+          <w:szCs w:val="21"/>
+          <w:lang w:eastAsia="ja-JP"/>
+        </w:rPr>
+        <w:t xml:space="preserve"> にまとめると統一しやすいです。</w:t>
+      </w:r>
+    </w:p>
+    <w:p>
+      <w:r>
+        <w:rPr>
+          <w:rFonts w:ascii="Consolas" w:hAnsi="Consolas" w:eastAsia="Consolas" w:cs="Consolas"/>
+          <w:noProof w:val="0"/>
+          <w:sz w:val="21"/>
+          <w:szCs w:val="21"/>
+          <w:lang w:eastAsia="ja-JP"/>
+        </w:rPr>
+        <w:t>:root{</w:t>
+      </w:r>
+      <w:r>
+        <w:br/>
+      </w:r>
+      <w:r>
+        <w:br/>
+      </w:r>
+      <w:r>
+        <w:rPr>
+          <w:rFonts w:ascii="Consolas" w:hAnsi="Consolas" w:eastAsia="Consolas" w:cs="Consolas"/>
+          <w:noProof w:val="0"/>
+          <w:sz w:val="21"/>
+          <w:szCs w:val="21"/>
+          <w:lang w:eastAsia="ja-JP"/>
+        </w:rPr>
+        <w:t xml:space="preserve">  /* 背景 */</w:t>
+      </w:r>
+      <w:r>
+        <w:br/>
+      </w:r>
+      <w:r>
+        <w:rPr>
+          <w:rFonts w:ascii="Consolas" w:hAnsi="Consolas" w:eastAsia="Consolas" w:cs="Consolas"/>
+          <w:noProof w:val="0"/>
+          <w:sz w:val="21"/>
+          <w:szCs w:val="21"/>
+          <w:lang w:eastAsia="ja-JP"/>
+        </w:rPr>
+        <w:t xml:space="preserve">  --bg-main:#d8e8da;</w:t>
+      </w:r>
+      <w:r>
+        <w:br/>
+      </w:r>
+      <w:r>
+        <w:rPr>
+          <w:rFonts w:ascii="Consolas" w:hAnsi="Consolas" w:eastAsia="Consolas" w:cs="Consolas"/>
+          <w:noProof w:val="0"/>
+          <w:sz w:val="21"/>
+          <w:szCs w:val="21"/>
+          <w:lang w:eastAsia="ja-JP"/>
+        </w:rPr>
+        <w:t xml:space="preserve">  --bg-out:#d9d9d9;</w:t>
+      </w:r>
+      <w:r>
+        <w:br/>
+      </w:r>
+      <w:r>
+        <w:br/>
+      </w:r>
+      <w:r>
+        <w:rPr>
+          <w:rFonts w:ascii="Consolas" w:hAnsi="Consolas" w:eastAsia="Consolas" w:cs="Consolas"/>
+          <w:noProof w:val="0"/>
+          <w:sz w:val="21"/>
+          <w:szCs w:val="21"/>
+          <w:lang w:eastAsia="ja-JP"/>
+        </w:rPr>
+        <w:t xml:space="preserve">  /* メイン */</w:t>
+      </w:r>
+      <w:r>
+        <w:br/>
+      </w:r>
+      <w:r>
+        <w:rPr>
+          <w:rFonts w:ascii="Consolas" w:hAnsi="Consolas" w:eastAsia="Consolas" w:cs="Consolas"/>
+          <w:noProof w:val="0"/>
+          <w:sz w:val="21"/>
+          <w:szCs w:val="21"/>
+          <w:lang w:eastAsia="ja-JP"/>
+        </w:rPr>
+        <w:t xml:space="preserve">  --primary:#3cff00;</w:t>
+      </w:r>
+      <w:r>
+        <w:br/>
+      </w:r>
+      <w:r>
+        <w:br/>
+      </w:r>
+      <w:r>
+        <w:rPr>
+          <w:rFonts w:ascii="Consolas" w:hAnsi="Consolas" w:eastAsia="Consolas" w:cs="Consolas"/>
+          <w:noProof w:val="0"/>
+          <w:sz w:val="21"/>
+          <w:szCs w:val="21"/>
+          <w:lang w:eastAsia="ja-JP"/>
+        </w:rPr>
+        <w:t xml:space="preserve">  /* ボタン */</w:t>
+      </w:r>
+      <w:r>
+        <w:br/>
+      </w:r>
+      <w:r>
+        <w:rPr>
+          <w:rFonts w:ascii="Consolas" w:hAnsi="Consolas" w:eastAsia="Consolas" w:cs="Consolas"/>
+          <w:noProof w:val="0"/>
+          <w:sz w:val="21"/>
+          <w:szCs w:val="21"/>
+          <w:lang w:eastAsia="ja-JP"/>
+        </w:rPr>
+        <w:t xml:space="preserve">  --edit:#5b82b1;</w:t>
+      </w:r>
+      <w:r>
+        <w:br/>
+      </w:r>
+      <w:r>
+        <w:rPr>
+          <w:rFonts w:ascii="Consolas" w:hAnsi="Consolas" w:eastAsia="Consolas" w:cs="Consolas"/>
+          <w:noProof w:val="0"/>
+          <w:sz w:val="21"/>
+          <w:szCs w:val="21"/>
+          <w:lang w:eastAsia="ja-JP"/>
+        </w:rPr>
+        <w:t xml:space="preserve">  --delete:#c97c74;</w:t>
+      </w:r>
+      <w:r>
+        <w:br/>
+      </w:r>
+      <w:r>
+        <w:br/>
+      </w:r>
+      <w:r>
+        <w:rPr>
+          <w:rFonts w:ascii="Consolas" w:hAnsi="Consolas" w:eastAsia="Consolas" w:cs="Consolas"/>
+          <w:noProof w:val="0"/>
+          <w:sz w:val="21"/>
+          <w:szCs w:val="21"/>
+          <w:lang w:eastAsia="ja-JP"/>
+        </w:rPr>
+        <w:t xml:space="preserve">  /* アクティブ */</w:t>
+      </w:r>
+      <w:r>
+        <w:br/>
+      </w:r>
+      <w:r>
+        <w:rPr>
+          <w:rFonts w:ascii="Consolas" w:hAnsi="Consolas" w:eastAsia="Consolas" w:cs="Consolas"/>
+          <w:noProof w:val="0"/>
+          <w:sz w:val="21"/>
+          <w:szCs w:val="21"/>
+          <w:lang w:eastAsia="ja-JP"/>
+        </w:rPr>
+        <w:t xml:space="preserve">  --active:#c5d8a4;</w:t>
+      </w:r>
+      <w:r>
+        <w:br/>
+      </w:r>
+      <w:r>
+        <w:br/>
+      </w:r>
+      <w:r>
+        <w:rPr>
+          <w:rFonts w:ascii="Consolas" w:hAnsi="Consolas" w:eastAsia="Consolas" w:cs="Consolas"/>
+          <w:noProof w:val="0"/>
+          <w:sz w:val="21"/>
+          <w:szCs w:val="21"/>
+          <w:lang w:eastAsia="ja-JP"/>
+        </w:rPr>
+        <w:t xml:space="preserve">  /* サブ */</w:t>
+      </w:r>
+      <w:r>
+        <w:br/>
+      </w:r>
+      <w:r>
+        <w:rPr>
+          <w:rFonts w:ascii="Consolas" w:hAnsi="Consolas" w:eastAsia="Consolas" w:cs="Consolas"/>
+          <w:noProof w:val="0"/>
+          <w:sz w:val="21"/>
+          <w:szCs w:val="21"/>
+          <w:lang w:eastAsia="ja-JP"/>
+        </w:rPr>
+        <w:t xml:space="preserve">  --purple:#8e5eff;</w:t>
+      </w:r>
+      <w:r>
+        <w:br/>
+      </w:r>
+      <w:r>
+        <w:rPr>
+          <w:rFonts w:ascii="Consolas" w:hAnsi="Consolas" w:eastAsia="Consolas" w:cs="Consolas"/>
+          <w:noProof w:val="0"/>
+          <w:sz w:val="21"/>
+          <w:szCs w:val="21"/>
+          <w:lang w:eastAsia="ja-JP"/>
+        </w:rPr>
+        <w:t xml:space="preserve">  --blue:#2db4ff;</w:t>
+      </w:r>
+      <w:r>
+        <w:br/>
+      </w:r>
+      <w:r>
+        <w:rPr>
+          <w:rFonts w:ascii="Consolas" w:hAnsi="Consolas" w:eastAsia="Consolas" w:cs="Consolas"/>
+          <w:noProof w:val="0"/>
+          <w:sz w:val="21"/>
+          <w:szCs w:val="21"/>
+          <w:lang w:eastAsia="ja-JP"/>
+        </w:rPr>
+        <w:t xml:space="preserve">  --orange:#ff9500;</w:t>
+      </w:r>
+      <w:r>
+        <w:br/>
+      </w:r>
+      <w:r>
+        <w:br/>
+      </w:r>
+      <w:r>
+        <w:rPr>
+          <w:rFonts w:ascii="Consolas" w:hAnsi="Consolas" w:eastAsia="Consolas" w:cs="Consolas"/>
+          <w:noProof w:val="0"/>
+          <w:sz w:val="21"/>
+          <w:szCs w:val="21"/>
+          <w:lang w:eastAsia="ja-JP"/>
+        </w:rPr>
+        <w:t xml:space="preserve">  /* フォント */</w:t>
+      </w:r>
+      <w:r>
+        <w:br/>
+      </w:r>
+      <w:r>
+        <w:rPr>
+          <w:rFonts w:ascii="Consolas" w:hAnsi="Consolas" w:eastAsia="Consolas" w:cs="Consolas"/>
+          <w:noProof w:val="0"/>
+          <w:sz w:val="21"/>
+          <w:szCs w:val="21"/>
+          <w:lang w:eastAsia="ja-JP"/>
+        </w:rPr>
+        <w:t xml:space="preserve">  --text-large:20px;</w:t>
+      </w:r>
+      <w:r>
+        <w:br/>
+      </w:r>
+      <w:r>
+        <w:rPr>
+          <w:rFonts w:ascii="Consolas" w:hAnsi="Consolas" w:eastAsia="Consolas" w:cs="Consolas"/>
+          <w:noProof w:val="0"/>
+          <w:sz w:val="21"/>
+          <w:szCs w:val="21"/>
+          <w:lang w:eastAsia="ja-JP"/>
+        </w:rPr>
+        <w:t xml:space="preserve">  --text-title:18px;</w:t>
+      </w:r>
+      <w:r>
+        <w:br/>
+      </w:r>
+      <w:r>
+        <w:rPr>
+          <w:rFonts w:ascii="Consolas" w:hAnsi="Consolas" w:eastAsia="Consolas" w:cs="Consolas"/>
+          <w:noProof w:val="0"/>
+          <w:sz w:val="21"/>
+          <w:szCs w:val="21"/>
+          <w:lang w:eastAsia="ja-JP"/>
+        </w:rPr>
+        <w:t xml:space="preserve">  --text-normal:16px;</w:t>
+      </w:r>
+      <w:r>
+        <w:br/>
+      </w:r>
+      <w:r>
+        <w:rPr>
+          <w:rFonts w:ascii="Consolas" w:hAnsi="Consolas" w:eastAsia="Consolas" w:cs="Consolas"/>
+          <w:noProof w:val="0"/>
+          <w:sz w:val="21"/>
+          <w:szCs w:val="21"/>
+          <w:lang w:eastAsia="ja-JP"/>
+        </w:rPr>
+        <w:t xml:space="preserve">  --text-small:14px;</w:t>
+      </w:r>
+      <w:r>
+        <w:br/>
+      </w:r>
+      <w:r>
+        <w:rPr>
+          <w:rFonts w:ascii="Consolas" w:hAnsi="Consolas" w:eastAsia="Consolas" w:cs="Consolas"/>
+          <w:noProof w:val="0"/>
+          <w:sz w:val="21"/>
+          <w:szCs w:val="21"/>
+          <w:lang w:eastAsia="ja-JP"/>
+        </w:rPr>
+        <w:t xml:space="preserve">  --text-mini:12px;</w:t>
+      </w:r>
+      <w:r>
+        <w:br/>
+      </w:r>
+      <w:r>
+        <w:br/>
+      </w:r>
+      <w:r>
+        <w:rPr>
+          <w:rFonts w:ascii="Consolas" w:hAnsi="Consolas" w:eastAsia="Consolas" w:cs="Consolas"/>
+          <w:noProof w:val="0"/>
+          <w:sz w:val="21"/>
+          <w:szCs w:val="21"/>
+          <w:lang w:eastAsia="ja-JP"/>
+        </w:rPr>
+        <w:t xml:space="preserve">  /* 余白 */</w:t>
+      </w:r>
+      <w:r>
+        <w:br/>
+      </w:r>
+      <w:r>
+        <w:rPr>
+          <w:rFonts w:ascii="Consolas" w:hAnsi="Consolas" w:eastAsia="Consolas" w:cs="Consolas"/>
+          <w:noProof w:val="0"/>
+          <w:sz w:val="21"/>
+          <w:szCs w:val="21"/>
+          <w:lang w:eastAsia="ja-JP"/>
+        </w:rPr>
+        <w:t xml:space="preserve">  --padding-main:15px;</w:t>
+      </w:r>
+      <w:r>
+        <w:br/>
+      </w:r>
+      <w:r>
+        <w:rPr>
+          <w:rFonts w:ascii="Consolas" w:hAnsi="Consolas" w:eastAsia="Consolas" w:cs="Consolas"/>
+          <w:noProof w:val="0"/>
+          <w:sz w:val="21"/>
+          <w:szCs w:val="21"/>
+          <w:lang w:eastAsia="ja-JP"/>
+        </w:rPr>
+        <w:t xml:space="preserve">  --gap-normal:10px;</w:t>
+      </w:r>
+      <w:r>
+        <w:br/>
+      </w:r>
+      <w:r>
+        <w:br/>
+      </w:r>
+      <w:r>
+        <w:rPr>
+          <w:rFonts w:ascii="Consolas" w:hAnsi="Consolas" w:eastAsia="Consolas" w:cs="Consolas"/>
+          <w:noProof w:val="0"/>
+          <w:sz w:val="21"/>
+          <w:szCs w:val="21"/>
+          <w:lang w:eastAsia="ja-JP"/>
+        </w:rPr>
+        <w:t xml:space="preserve">  /* 角丸 */</w:t>
+      </w:r>
+      <w:r>
+        <w:br/>
+      </w:r>
+      <w:r>
+        <w:rPr>
+          <w:rFonts w:ascii="Consolas" w:hAnsi="Consolas" w:eastAsia="Consolas" w:cs="Consolas"/>
+          <w:noProof w:val="0"/>
+          <w:sz w:val="21"/>
+          <w:szCs w:val="21"/>
+          <w:lang w:eastAsia="ja-JP"/>
+        </w:rPr>
+        <w:t xml:space="preserve">  --radius-large:40px;</w:t>
+      </w:r>
+      <w:r>
+        <w:br/>
+      </w:r>
+      <w:r>
+        <w:rPr>
+          <w:rFonts w:ascii="Consolas" w:hAnsi="Consolas" w:eastAsia="Consolas" w:cs="Consolas"/>
+          <w:noProof w:val="0"/>
+          <w:sz w:val="21"/>
+          <w:szCs w:val="21"/>
+          <w:lang w:eastAsia="ja-JP"/>
+        </w:rPr>
+        <w:t xml:space="preserve">  --radius-medium:12px;</w:t>
+      </w:r>
+      <w:r>
+        <w:br/>
+      </w:r>
+      <w:r>
+        <w:rPr>
+          <w:rFonts w:ascii="Consolas" w:hAnsi="Consolas" w:eastAsia="Consolas" w:cs="Consolas"/>
+          <w:noProof w:val="0"/>
+          <w:sz w:val="21"/>
+          <w:szCs w:val="21"/>
+          <w:lang w:eastAsia="ja-JP"/>
+        </w:rPr>
+        <w:t xml:space="preserve">  --radius-small:8px;</w:t>
+      </w:r>
+      <w:r>
+        <w:br/>
+      </w:r>
+      <w:r>
+        <w:rPr>
+          <w:rFonts w:ascii="Consolas" w:hAnsi="Consolas" w:eastAsia="Consolas" w:cs="Consolas"/>
+          <w:noProof w:val="0"/>
+          <w:sz w:val="21"/>
+          <w:szCs w:val="21"/>
+          <w:lang w:eastAsia="ja-JP"/>
+        </w:rPr>
+        <w:t>}</w:t>
+      </w:r>
+    </w:p>
     <w:p/>
     <w:sectPr>
-      <w:pgSz w:w="11906" w:h="16838"/>
+      <w:pgSz w:w="11906" w:h="16838" w:orient="portrait"/>
       <w:pgMar w:top="1985" w:right="1701" w:bottom="1701" w:left="1701" w:header="851" w:footer="992" w:gutter="0"/>
       <w:cols w:space="425"/>
       <w:docGrid w:type="lines" w:linePitch="360"/>
@@ -51,12 +2104,592 @@
 </w:footnotes>
 </file>
 
+<file path=word/numbering.xml><?xml version="1.0" encoding="utf-8"?>
+<w:numbering xmlns:w="http://schemas.openxmlformats.org/wordprocessingml/2006/main">
+  <w:abstractNum xmlns:w="http://schemas.openxmlformats.org/wordprocessingml/2006/main" w:abstractNumId="5">
+    <w:nsid w:val="7adad44b"/>
+    <w:multiLevelType xmlns:w="http://schemas.openxmlformats.org/wordprocessingml/2006/main" w:val="hybridMultilevel"/>
+    <w:lvl xmlns:w="http://schemas.openxmlformats.org/wordprocessingml/2006/main" w:ilvl="0">
+      <w:start w:val="1"/>
+      <w:numFmt w:val="bullet"/>
+      <w:lvlText w:val=""/>
+      <w:lvlJc w:val="left"/>
+      <w:pPr>
+        <w:ind w:left="420" w:hanging="420"/>
+      </w:pPr>
+      <w:rPr>
+        <w:rFonts w:hint="default" w:ascii="Symbol" w:hAnsi="Symbol"/>
+      </w:rPr>
+    </w:lvl>
+    <w:lvl xmlns:w="http://schemas.openxmlformats.org/wordprocessingml/2006/main" w:ilvl="1">
+      <w:start w:val="1"/>
+      <w:numFmt w:val="bullet"/>
+      <w:lvlText w:val="o"/>
+      <w:lvlJc w:val="left"/>
+      <w:pPr>
+        <w:ind w:left="840" w:hanging="420"/>
+      </w:pPr>
+      <w:rPr>
+        <w:rFonts w:hint="default" w:ascii="Courier New" w:hAnsi="Courier New"/>
+      </w:rPr>
+    </w:lvl>
+    <w:lvl xmlns:w="http://schemas.openxmlformats.org/wordprocessingml/2006/main" w:ilvl="2">
+      <w:start w:val="1"/>
+      <w:numFmt w:val="bullet"/>
+      <w:lvlText w:val=""/>
+      <w:lvlJc w:val="left"/>
+      <w:pPr>
+        <w:ind w:left="1260" w:hanging="420"/>
+      </w:pPr>
+      <w:rPr>
+        <w:rFonts w:hint="default" w:ascii="Wingdings" w:hAnsi="Wingdings"/>
+      </w:rPr>
+    </w:lvl>
+    <w:lvl xmlns:w="http://schemas.openxmlformats.org/wordprocessingml/2006/main" w:ilvl="3">
+      <w:start w:val="1"/>
+      <w:numFmt w:val="bullet"/>
+      <w:lvlText w:val=""/>
+      <w:lvlJc w:val="left"/>
+      <w:pPr>
+        <w:ind w:left="1680" w:hanging="420"/>
+      </w:pPr>
+      <w:rPr>
+        <w:rFonts w:hint="default" w:ascii="Symbol" w:hAnsi="Symbol"/>
+      </w:rPr>
+    </w:lvl>
+    <w:lvl xmlns:w="http://schemas.openxmlformats.org/wordprocessingml/2006/main" w:ilvl="4">
+      <w:start w:val="1"/>
+      <w:numFmt w:val="bullet"/>
+      <w:lvlText w:val="o"/>
+      <w:lvlJc w:val="left"/>
+      <w:pPr>
+        <w:ind w:left="2100" w:hanging="420"/>
+      </w:pPr>
+      <w:rPr>
+        <w:rFonts w:hint="default" w:ascii="Courier New" w:hAnsi="Courier New"/>
+      </w:rPr>
+    </w:lvl>
+    <w:lvl xmlns:w="http://schemas.openxmlformats.org/wordprocessingml/2006/main" w:ilvl="5">
+      <w:start w:val="1"/>
+      <w:numFmt w:val="bullet"/>
+      <w:lvlText w:val=""/>
+      <w:lvlJc w:val="left"/>
+      <w:pPr>
+        <w:ind w:left="2520" w:hanging="420"/>
+      </w:pPr>
+      <w:rPr>
+        <w:rFonts w:hint="default" w:ascii="Wingdings" w:hAnsi="Wingdings"/>
+      </w:rPr>
+    </w:lvl>
+    <w:lvl xmlns:w="http://schemas.openxmlformats.org/wordprocessingml/2006/main" w:ilvl="6">
+      <w:start w:val="1"/>
+      <w:numFmt w:val="bullet"/>
+      <w:lvlText w:val=""/>
+      <w:lvlJc w:val="left"/>
+      <w:pPr>
+        <w:ind w:left="2940" w:hanging="420"/>
+      </w:pPr>
+      <w:rPr>
+        <w:rFonts w:hint="default" w:ascii="Symbol" w:hAnsi="Symbol"/>
+      </w:rPr>
+    </w:lvl>
+    <w:lvl xmlns:w="http://schemas.openxmlformats.org/wordprocessingml/2006/main" w:ilvl="7">
+      <w:start w:val="1"/>
+      <w:numFmt w:val="bullet"/>
+      <w:lvlText w:val="o"/>
+      <w:lvlJc w:val="left"/>
+      <w:pPr>
+        <w:ind w:left="3360" w:hanging="420"/>
+      </w:pPr>
+      <w:rPr>
+        <w:rFonts w:hint="default" w:ascii="Courier New" w:hAnsi="Courier New"/>
+      </w:rPr>
+    </w:lvl>
+    <w:lvl xmlns:w="http://schemas.openxmlformats.org/wordprocessingml/2006/main" w:ilvl="8">
+      <w:start w:val="1"/>
+      <w:numFmt w:val="bullet"/>
+      <w:lvlText w:val=""/>
+      <w:lvlJc w:val="left"/>
+      <w:pPr>
+        <w:ind w:left="3780" w:hanging="420"/>
+      </w:pPr>
+      <w:rPr>
+        <w:rFonts w:hint="default" w:ascii="Wingdings" w:hAnsi="Wingdings"/>
+      </w:rPr>
+    </w:lvl>
+  </w:abstractNum>
+  <w:abstractNum xmlns:w="http://schemas.openxmlformats.org/wordprocessingml/2006/main" w:abstractNumId="4">
+    <w:nsid w:val="1e08c833"/>
+    <w:multiLevelType xmlns:w="http://schemas.openxmlformats.org/wordprocessingml/2006/main" w:val="hybridMultilevel"/>
+    <w:lvl xmlns:w="http://schemas.openxmlformats.org/wordprocessingml/2006/main" w:ilvl="0">
+      <w:start w:val="1"/>
+      <w:numFmt w:val="bullet"/>
+      <w:lvlText w:val=""/>
+      <w:lvlJc w:val="left"/>
+      <w:pPr>
+        <w:ind w:left="420" w:hanging="420"/>
+      </w:pPr>
+      <w:rPr>
+        <w:rFonts w:hint="default" w:ascii="Symbol" w:hAnsi="Symbol"/>
+      </w:rPr>
+    </w:lvl>
+    <w:lvl xmlns:w="http://schemas.openxmlformats.org/wordprocessingml/2006/main" w:ilvl="1">
+      <w:start w:val="1"/>
+      <w:numFmt w:val="bullet"/>
+      <w:lvlText w:val="o"/>
+      <w:lvlJc w:val="left"/>
+      <w:pPr>
+        <w:ind w:left="840" w:hanging="420"/>
+      </w:pPr>
+      <w:rPr>
+        <w:rFonts w:hint="default" w:ascii="Courier New" w:hAnsi="Courier New"/>
+      </w:rPr>
+    </w:lvl>
+    <w:lvl xmlns:w="http://schemas.openxmlformats.org/wordprocessingml/2006/main" w:ilvl="2">
+      <w:start w:val="1"/>
+      <w:numFmt w:val="bullet"/>
+      <w:lvlText w:val=""/>
+      <w:lvlJc w:val="left"/>
+      <w:pPr>
+        <w:ind w:left="1260" w:hanging="420"/>
+      </w:pPr>
+      <w:rPr>
+        <w:rFonts w:hint="default" w:ascii="Wingdings" w:hAnsi="Wingdings"/>
+      </w:rPr>
+    </w:lvl>
+    <w:lvl xmlns:w="http://schemas.openxmlformats.org/wordprocessingml/2006/main" w:ilvl="3">
+      <w:start w:val="1"/>
+      <w:numFmt w:val="bullet"/>
+      <w:lvlText w:val=""/>
+      <w:lvlJc w:val="left"/>
+      <w:pPr>
+        <w:ind w:left="1680" w:hanging="420"/>
+      </w:pPr>
+      <w:rPr>
+        <w:rFonts w:hint="default" w:ascii="Symbol" w:hAnsi="Symbol"/>
+      </w:rPr>
+    </w:lvl>
+    <w:lvl xmlns:w="http://schemas.openxmlformats.org/wordprocessingml/2006/main" w:ilvl="4">
+      <w:start w:val="1"/>
+      <w:numFmt w:val="bullet"/>
+      <w:lvlText w:val="o"/>
+      <w:lvlJc w:val="left"/>
+      <w:pPr>
+        <w:ind w:left="2100" w:hanging="420"/>
+      </w:pPr>
+      <w:rPr>
+        <w:rFonts w:hint="default" w:ascii="Courier New" w:hAnsi="Courier New"/>
+      </w:rPr>
+    </w:lvl>
+    <w:lvl xmlns:w="http://schemas.openxmlformats.org/wordprocessingml/2006/main" w:ilvl="5">
+      <w:start w:val="1"/>
+      <w:numFmt w:val="bullet"/>
+      <w:lvlText w:val=""/>
+      <w:lvlJc w:val="left"/>
+      <w:pPr>
+        <w:ind w:left="2520" w:hanging="420"/>
+      </w:pPr>
+      <w:rPr>
+        <w:rFonts w:hint="default" w:ascii="Wingdings" w:hAnsi="Wingdings"/>
+      </w:rPr>
+    </w:lvl>
+    <w:lvl xmlns:w="http://schemas.openxmlformats.org/wordprocessingml/2006/main" w:ilvl="6">
+      <w:start w:val="1"/>
+      <w:numFmt w:val="bullet"/>
+      <w:lvlText w:val=""/>
+      <w:lvlJc w:val="left"/>
+      <w:pPr>
+        <w:ind w:left="2940" w:hanging="420"/>
+      </w:pPr>
+      <w:rPr>
+        <w:rFonts w:hint="default" w:ascii="Symbol" w:hAnsi="Symbol"/>
+      </w:rPr>
+    </w:lvl>
+    <w:lvl xmlns:w="http://schemas.openxmlformats.org/wordprocessingml/2006/main" w:ilvl="7">
+      <w:start w:val="1"/>
+      <w:numFmt w:val="bullet"/>
+      <w:lvlText w:val="o"/>
+      <w:lvlJc w:val="left"/>
+      <w:pPr>
+        <w:ind w:left="3360" w:hanging="420"/>
+      </w:pPr>
+      <w:rPr>
+        <w:rFonts w:hint="default" w:ascii="Courier New" w:hAnsi="Courier New"/>
+      </w:rPr>
+    </w:lvl>
+    <w:lvl xmlns:w="http://schemas.openxmlformats.org/wordprocessingml/2006/main" w:ilvl="8">
+      <w:start w:val="1"/>
+      <w:numFmt w:val="bullet"/>
+      <w:lvlText w:val=""/>
+      <w:lvlJc w:val="left"/>
+      <w:pPr>
+        <w:ind w:left="3780" w:hanging="420"/>
+      </w:pPr>
+      <w:rPr>
+        <w:rFonts w:hint="default" w:ascii="Wingdings" w:hAnsi="Wingdings"/>
+      </w:rPr>
+    </w:lvl>
+  </w:abstractNum>
+  <w:abstractNum xmlns:w="http://schemas.openxmlformats.org/wordprocessingml/2006/main" w:abstractNumId="3">
+    <w:nsid w:val="7688f978"/>
+    <w:multiLevelType xmlns:w="http://schemas.openxmlformats.org/wordprocessingml/2006/main" w:val="hybridMultilevel"/>
+    <w:lvl xmlns:w="http://schemas.openxmlformats.org/wordprocessingml/2006/main" w:ilvl="0">
+      <w:start w:val="1"/>
+      <w:numFmt w:val="bullet"/>
+      <w:lvlText w:val=""/>
+      <w:lvlJc w:val="left"/>
+      <w:pPr>
+        <w:ind w:left="420" w:hanging="420"/>
+      </w:pPr>
+      <w:rPr>
+        <w:rFonts w:hint="default" w:ascii="Symbol" w:hAnsi="Symbol"/>
+      </w:rPr>
+    </w:lvl>
+    <w:lvl xmlns:w="http://schemas.openxmlformats.org/wordprocessingml/2006/main" w:ilvl="1">
+      <w:start w:val="1"/>
+      <w:numFmt w:val="bullet"/>
+      <w:lvlText w:val="o"/>
+      <w:lvlJc w:val="left"/>
+      <w:pPr>
+        <w:ind w:left="840" w:hanging="420"/>
+      </w:pPr>
+      <w:rPr>
+        <w:rFonts w:hint="default" w:ascii="Courier New" w:hAnsi="Courier New"/>
+      </w:rPr>
+    </w:lvl>
+    <w:lvl xmlns:w="http://schemas.openxmlformats.org/wordprocessingml/2006/main" w:ilvl="2">
+      <w:start w:val="1"/>
+      <w:numFmt w:val="bullet"/>
+      <w:lvlText w:val=""/>
+      <w:lvlJc w:val="left"/>
+      <w:pPr>
+        <w:ind w:left="1260" w:hanging="420"/>
+      </w:pPr>
+      <w:rPr>
+        <w:rFonts w:hint="default" w:ascii="Wingdings" w:hAnsi="Wingdings"/>
+      </w:rPr>
+    </w:lvl>
+    <w:lvl xmlns:w="http://schemas.openxmlformats.org/wordprocessingml/2006/main" w:ilvl="3">
+      <w:start w:val="1"/>
+      <w:numFmt w:val="bullet"/>
+      <w:lvlText w:val=""/>
+      <w:lvlJc w:val="left"/>
+      <w:pPr>
+        <w:ind w:left="1680" w:hanging="420"/>
+      </w:pPr>
+      <w:rPr>
+        <w:rFonts w:hint="default" w:ascii="Symbol" w:hAnsi="Symbol"/>
+      </w:rPr>
+    </w:lvl>
+    <w:lvl xmlns:w="http://schemas.openxmlformats.org/wordprocessingml/2006/main" w:ilvl="4">
+      <w:start w:val="1"/>
+      <w:numFmt w:val="bullet"/>
+      <w:lvlText w:val="o"/>
+      <w:lvlJc w:val="left"/>
+      <w:pPr>
+        <w:ind w:left="2100" w:hanging="420"/>
+      </w:pPr>
+      <w:rPr>
+        <w:rFonts w:hint="default" w:ascii="Courier New" w:hAnsi="Courier New"/>
+      </w:rPr>
+    </w:lvl>
+    <w:lvl xmlns:w="http://schemas.openxmlformats.org/wordprocessingml/2006/main" w:ilvl="5">
+      <w:start w:val="1"/>
+      <w:numFmt w:val="bullet"/>
+      <w:lvlText w:val=""/>
+      <w:lvlJc w:val="left"/>
+      <w:pPr>
+        <w:ind w:left="2520" w:hanging="420"/>
+      </w:pPr>
+      <w:rPr>
+        <w:rFonts w:hint="default" w:ascii="Wingdings" w:hAnsi="Wingdings"/>
+      </w:rPr>
+    </w:lvl>
+    <w:lvl xmlns:w="http://schemas.openxmlformats.org/wordprocessingml/2006/main" w:ilvl="6">
+      <w:start w:val="1"/>
+      <w:numFmt w:val="bullet"/>
+      <w:lvlText w:val=""/>
+      <w:lvlJc w:val="left"/>
+      <w:pPr>
+        <w:ind w:left="2940" w:hanging="420"/>
+      </w:pPr>
+      <w:rPr>
+        <w:rFonts w:hint="default" w:ascii="Symbol" w:hAnsi="Symbol"/>
+      </w:rPr>
+    </w:lvl>
+    <w:lvl xmlns:w="http://schemas.openxmlformats.org/wordprocessingml/2006/main" w:ilvl="7">
+      <w:start w:val="1"/>
+      <w:numFmt w:val="bullet"/>
+      <w:lvlText w:val="o"/>
+      <w:lvlJc w:val="left"/>
+      <w:pPr>
+        <w:ind w:left="3360" w:hanging="420"/>
+      </w:pPr>
+      <w:rPr>
+        <w:rFonts w:hint="default" w:ascii="Courier New" w:hAnsi="Courier New"/>
+      </w:rPr>
+    </w:lvl>
+    <w:lvl xmlns:w="http://schemas.openxmlformats.org/wordprocessingml/2006/main" w:ilvl="8">
+      <w:start w:val="1"/>
+      <w:numFmt w:val="bullet"/>
+      <w:lvlText w:val=""/>
+      <w:lvlJc w:val="left"/>
+      <w:pPr>
+        <w:ind w:left="3780" w:hanging="420"/>
+      </w:pPr>
+      <w:rPr>
+        <w:rFonts w:hint="default" w:ascii="Wingdings" w:hAnsi="Wingdings"/>
+      </w:rPr>
+    </w:lvl>
+  </w:abstractNum>
+  <w:abstractNum xmlns:w="http://schemas.openxmlformats.org/wordprocessingml/2006/main" w:abstractNumId="2">
+    <w:nsid w:val="3a252cb9"/>
+    <w:multiLevelType xmlns:w="http://schemas.openxmlformats.org/wordprocessingml/2006/main" w:val="hybridMultilevel"/>
+    <w:lvl xmlns:w="http://schemas.openxmlformats.org/wordprocessingml/2006/main" w:ilvl="0">
+      <w:start w:val="1"/>
+      <w:numFmt w:val="bullet"/>
+      <w:lvlText w:val=""/>
+      <w:lvlJc w:val="left"/>
+      <w:pPr>
+        <w:ind w:left="420" w:hanging="420"/>
+      </w:pPr>
+      <w:rPr>
+        <w:rFonts w:hint="default" w:ascii="Symbol" w:hAnsi="Symbol"/>
+      </w:rPr>
+    </w:lvl>
+    <w:lvl xmlns:w="http://schemas.openxmlformats.org/wordprocessingml/2006/main" w:ilvl="1">
+      <w:start w:val="1"/>
+      <w:numFmt w:val="bullet"/>
+      <w:lvlText w:val="o"/>
+      <w:lvlJc w:val="left"/>
+      <w:pPr>
+        <w:ind w:left="840" w:hanging="420"/>
+      </w:pPr>
+      <w:rPr>
+        <w:rFonts w:hint="default" w:ascii="Courier New" w:hAnsi="Courier New"/>
+      </w:rPr>
+    </w:lvl>
+    <w:lvl xmlns:w="http://schemas.openxmlformats.org/wordprocessingml/2006/main" w:ilvl="2">
+      <w:start w:val="1"/>
+      <w:numFmt w:val="bullet"/>
+      <w:lvlText w:val=""/>
+      <w:lvlJc w:val="left"/>
+      <w:pPr>
+        <w:ind w:left="1260" w:hanging="420"/>
+      </w:pPr>
+      <w:rPr>
+        <w:rFonts w:hint="default" w:ascii="Wingdings" w:hAnsi="Wingdings"/>
+      </w:rPr>
+    </w:lvl>
+    <w:lvl xmlns:w="http://schemas.openxmlformats.org/wordprocessingml/2006/main" w:ilvl="3">
+      <w:start w:val="1"/>
+      <w:numFmt w:val="bullet"/>
+      <w:lvlText w:val=""/>
+      <w:lvlJc w:val="left"/>
+      <w:pPr>
+        <w:ind w:left="1680" w:hanging="420"/>
+      </w:pPr>
+      <w:rPr>
+        <w:rFonts w:hint="default" w:ascii="Symbol" w:hAnsi="Symbol"/>
+      </w:rPr>
+    </w:lvl>
+    <w:lvl xmlns:w="http://schemas.openxmlformats.org/wordprocessingml/2006/main" w:ilvl="4">
+      <w:start w:val="1"/>
+      <w:numFmt w:val="bullet"/>
+      <w:lvlText w:val="o"/>
+      <w:lvlJc w:val="left"/>
+      <w:pPr>
+        <w:ind w:left="2100" w:hanging="420"/>
+      </w:pPr>
+      <w:rPr>
+        <w:rFonts w:hint="default" w:ascii="Courier New" w:hAnsi="Courier New"/>
+      </w:rPr>
+    </w:lvl>
+    <w:lvl xmlns:w="http://schemas.openxmlformats.org/wordprocessingml/2006/main" w:ilvl="5">
+      <w:start w:val="1"/>
+      <w:numFmt w:val="bullet"/>
+      <w:lvlText w:val=""/>
+      <w:lvlJc w:val="left"/>
+      <w:pPr>
+        <w:ind w:left="2520" w:hanging="420"/>
+      </w:pPr>
+      <w:rPr>
+        <w:rFonts w:hint="default" w:ascii="Wingdings" w:hAnsi="Wingdings"/>
+      </w:rPr>
+    </w:lvl>
+    <w:lvl xmlns:w="http://schemas.openxmlformats.org/wordprocessingml/2006/main" w:ilvl="6">
+      <w:start w:val="1"/>
+      <w:numFmt w:val="bullet"/>
+      <w:lvlText w:val=""/>
+      <w:lvlJc w:val="left"/>
+      <w:pPr>
+        <w:ind w:left="2940" w:hanging="420"/>
+      </w:pPr>
+      <w:rPr>
+        <w:rFonts w:hint="default" w:ascii="Symbol" w:hAnsi="Symbol"/>
+      </w:rPr>
+    </w:lvl>
+    <w:lvl xmlns:w="http://schemas.openxmlformats.org/wordprocessingml/2006/main" w:ilvl="7">
+      <w:start w:val="1"/>
+      <w:numFmt w:val="bullet"/>
+      <w:lvlText w:val="o"/>
+      <w:lvlJc w:val="left"/>
+      <w:pPr>
+        <w:ind w:left="3360" w:hanging="420"/>
+      </w:pPr>
+      <w:rPr>
+        <w:rFonts w:hint="default" w:ascii="Courier New" w:hAnsi="Courier New"/>
+      </w:rPr>
+    </w:lvl>
+    <w:lvl xmlns:w="http://schemas.openxmlformats.org/wordprocessingml/2006/main" w:ilvl="8">
+      <w:start w:val="1"/>
+      <w:numFmt w:val="bullet"/>
+      <w:lvlText w:val=""/>
+      <w:lvlJc w:val="left"/>
+      <w:pPr>
+        <w:ind w:left="3780" w:hanging="420"/>
+      </w:pPr>
+      <w:rPr>
+        <w:rFonts w:hint="default" w:ascii="Wingdings" w:hAnsi="Wingdings"/>
+      </w:rPr>
+    </w:lvl>
+  </w:abstractNum>
+  <w:abstractNum xmlns:w="http://schemas.openxmlformats.org/wordprocessingml/2006/main" w:abstractNumId="1">
+    <w:nsid w:val="4d14a778"/>
+    <w:multiLevelType xmlns:w="http://schemas.openxmlformats.org/wordprocessingml/2006/main" w:val="hybridMultilevel"/>
+    <w:lvl xmlns:w="http://schemas.openxmlformats.org/wordprocessingml/2006/main" w:ilvl="0">
+      <w:start w:val="1"/>
+      <w:numFmt w:val="bullet"/>
+      <w:lvlText w:val=""/>
+      <w:lvlJc w:val="left"/>
+      <w:pPr>
+        <w:ind w:left="420" w:hanging="420"/>
+      </w:pPr>
+      <w:rPr>
+        <w:rFonts w:hint="default" w:ascii="Symbol" w:hAnsi="Symbol"/>
+      </w:rPr>
+    </w:lvl>
+    <w:lvl xmlns:w="http://schemas.openxmlformats.org/wordprocessingml/2006/main" w:ilvl="1">
+      <w:start w:val="1"/>
+      <w:numFmt w:val="bullet"/>
+      <w:lvlText w:val="o"/>
+      <w:lvlJc w:val="left"/>
+      <w:pPr>
+        <w:ind w:left="840" w:hanging="420"/>
+      </w:pPr>
+      <w:rPr>
+        <w:rFonts w:hint="default" w:ascii="Courier New" w:hAnsi="Courier New"/>
+      </w:rPr>
+    </w:lvl>
+    <w:lvl xmlns:w="http://schemas.openxmlformats.org/wordprocessingml/2006/main" w:ilvl="2">
+      <w:start w:val="1"/>
+      <w:numFmt w:val="bullet"/>
+      <w:lvlText w:val=""/>
+      <w:lvlJc w:val="left"/>
+      <w:pPr>
+        <w:ind w:left="1260" w:hanging="420"/>
+      </w:pPr>
+      <w:rPr>
+        <w:rFonts w:hint="default" w:ascii="Wingdings" w:hAnsi="Wingdings"/>
+      </w:rPr>
+    </w:lvl>
+    <w:lvl xmlns:w="http://schemas.openxmlformats.org/wordprocessingml/2006/main" w:ilvl="3">
+      <w:start w:val="1"/>
+      <w:numFmt w:val="bullet"/>
+      <w:lvlText w:val=""/>
+      <w:lvlJc w:val="left"/>
+      <w:pPr>
+        <w:ind w:left="1680" w:hanging="420"/>
+      </w:pPr>
+      <w:rPr>
+        <w:rFonts w:hint="default" w:ascii="Symbol" w:hAnsi="Symbol"/>
+      </w:rPr>
+    </w:lvl>
+    <w:lvl xmlns:w="http://schemas.openxmlformats.org/wordprocessingml/2006/main" w:ilvl="4">
+      <w:start w:val="1"/>
+      <w:numFmt w:val="bullet"/>
+      <w:lvlText w:val="o"/>
+      <w:lvlJc w:val="left"/>
+      <w:pPr>
+        <w:ind w:left="2100" w:hanging="420"/>
+      </w:pPr>
+      <w:rPr>
+        <w:rFonts w:hint="default" w:ascii="Courier New" w:hAnsi="Courier New"/>
+      </w:rPr>
+    </w:lvl>
+    <w:lvl xmlns:w="http://schemas.openxmlformats.org/wordprocessingml/2006/main" w:ilvl="5">
+      <w:start w:val="1"/>
+      <w:numFmt w:val="bullet"/>
+      <w:lvlText w:val=""/>
+      <w:lvlJc w:val="left"/>
+      <w:pPr>
+        <w:ind w:left="2520" w:hanging="420"/>
+      </w:pPr>
+      <w:rPr>
+        <w:rFonts w:hint="default" w:ascii="Wingdings" w:hAnsi="Wingdings"/>
+      </w:rPr>
+    </w:lvl>
+    <w:lvl xmlns:w="http://schemas.openxmlformats.org/wordprocessingml/2006/main" w:ilvl="6">
+      <w:start w:val="1"/>
+      <w:numFmt w:val="bullet"/>
+      <w:lvlText w:val=""/>
+      <w:lvlJc w:val="left"/>
+      <w:pPr>
+        <w:ind w:left="2940" w:hanging="420"/>
+      </w:pPr>
+      <w:rPr>
+        <w:rFonts w:hint="default" w:ascii="Symbol" w:hAnsi="Symbol"/>
+      </w:rPr>
+    </w:lvl>
+    <w:lvl xmlns:w="http://schemas.openxmlformats.org/wordprocessingml/2006/main" w:ilvl="7">
+      <w:start w:val="1"/>
+      <w:numFmt w:val="bullet"/>
+      <w:lvlText w:val="o"/>
+      <w:lvlJc w:val="left"/>
+      <w:pPr>
+        <w:ind w:left="3360" w:hanging="420"/>
+      </w:pPr>
+      <w:rPr>
+        <w:rFonts w:hint="default" w:ascii="Courier New" w:hAnsi="Courier New"/>
+      </w:rPr>
+    </w:lvl>
+    <w:lvl xmlns:w="http://schemas.openxmlformats.org/wordprocessingml/2006/main" w:ilvl="8">
+      <w:start w:val="1"/>
+      <w:numFmt w:val="bullet"/>
+      <w:lvlText w:val=""/>
+      <w:lvlJc w:val="left"/>
+      <w:pPr>
+        <w:ind w:left="3780" w:hanging="420"/>
+      </w:pPr>
+      <w:rPr>
+        <w:rFonts w:hint="default" w:ascii="Wingdings" w:hAnsi="Wingdings"/>
+      </w:rPr>
+    </w:lvl>
+  </w:abstractNum>
+  <w:num w:numId="5">
+    <w:abstractNumId w:val="5"/>
+  </w:num>
+  <w:num w:numId="4">
+    <w:abstractNumId w:val="4"/>
+  </w:num>
+  <w:num w:numId="3">
+    <w:abstractNumId w:val="3"/>
+  </w:num>
+  <w:num w:numId="2">
+    <w:abstractNumId w:val="2"/>
+  </w:num>
+  <w:num w:numId="1">
+    <w:abstractNumId w:val="1"/>
+  </w:num>
+</w:numbering>
+</file>
+
 <file path=word/styles.xml><?xml version="1.0" encoding="utf-8"?>
 <w:styles xmlns:mc="http://schemas.openxmlformats.org/markup-compatibility/2006" xmlns:r="http://schemas.openxmlformats.org/officeDocument/2006/relationships" xmlns:w="http://schemas.openxmlformats.org/wordprocessingml/2006/main" xmlns:w14="http://schemas.microsoft.com/office/word/2010/wordml" xmlns:w15="http://schemas.microsoft.com/office/word/2012/wordml" xmlns:w16cex="http://schemas.microsoft.com/office/word/2018/wordml/cex" xmlns:w16cid="http://schemas.microsoft.com/office/word/2016/wordml/cid" xmlns:w16="http://schemas.microsoft.com/office/word/2018/wordml" xmlns:w16du="http://schemas.microsoft.com/office/word/2023/wordml/word16du" xmlns:w16sdtdh="http://schemas.microsoft.com/office/word/2020/wordml/sdtdatahash" xmlns:w16sdtfl="http://schemas.microsoft.com/office/word/2024/wordml/sdtformatlock" xmlns:w16se="http://schemas.microsoft.com/office/word/2015/wordml/symex" mc:Ignorable="w14 w15 w16se w16cid w16 w16cex w16sdtdh w16sdtfl w16du">
   <w:docDefaults>
     <w:rPrDefault>
       <w:rPr>
-        <w:rFonts w:asciiTheme="minorHAnsi" w:eastAsiaTheme="minorEastAsia" w:hAnsiTheme="minorHAnsi" w:cstheme="minorBidi"/>
+        <w:rFonts w:asciiTheme="minorHAnsi" w:hAnsiTheme="minorHAnsi" w:eastAsiaTheme="minorEastAsia" w:cstheme="minorBidi"/>
         <w:kern w:val="2"/>
         <w:sz w:val="21"/>
         <w:szCs w:val="24"/>
@@ -69,14 +2702,14 @@
   <w:latentStyles w:defLockedState="0" w:defUIPriority="99" w:defSemiHidden="0" w:defUnhideWhenUsed="0" w:defQFormat="0" w:count="376">
     <w:lsdException w:name="Normal" w:uiPriority="0" w:qFormat="1"/>
     <w:lsdException w:name="heading 1" w:uiPriority="9" w:qFormat="1"/>
-    <w:lsdException w:name="heading 2" w:semiHidden="1" w:uiPriority="9" w:unhideWhenUsed="1" w:qFormat="1"/>
-    <w:lsdException w:name="heading 3" w:semiHidden="1" w:uiPriority="9" w:unhideWhenUsed="1" w:qFormat="1"/>
-    <w:lsdException w:name="heading 4" w:semiHidden="1" w:uiPriority="9" w:unhideWhenUsed="1" w:qFormat="1"/>
-    <w:lsdException w:name="heading 5" w:semiHidden="1" w:uiPriority="9" w:unhideWhenUsed="1" w:qFormat="1"/>
-    <w:lsdException w:name="heading 6" w:semiHidden="1" w:uiPriority="9" w:unhideWhenUsed="1" w:qFormat="1"/>
-    <w:lsdException w:name="heading 7" w:semiHidden="1" w:uiPriority="9" w:unhideWhenUsed="1" w:qFormat="1"/>
-    <w:lsdException w:name="heading 8" w:semiHidden="1" w:uiPriority="9" w:unhideWhenUsed="1" w:qFormat="1"/>
-    <w:lsdException w:name="heading 9" w:semiHidden="1" w:uiPriority="9" w:unhideWhenUsed="1" w:qFormat="1"/>
+    <w:lsdException w:name="heading 2" w:uiPriority="9" w:semiHidden="1" w:unhideWhenUsed="1" w:qFormat="1"/>
+    <w:lsdException w:name="heading 3" w:uiPriority="9" w:semiHidden="1" w:unhideWhenUsed="1" w:qFormat="1"/>
+    <w:lsdException w:name="heading 4" w:uiPriority="9" w:semiHidden="1" w:unhideWhenUsed="1" w:qFormat="1"/>
+    <w:lsdException w:name="heading 5" w:uiPriority="9" w:semiHidden="1" w:unhideWhenUsed="1" w:qFormat="1"/>
+    <w:lsdException w:name="heading 6" w:uiPriority="9" w:semiHidden="1" w:unhideWhenUsed="1" w:qFormat="1"/>
+    <w:lsdException w:name="heading 7" w:uiPriority="9" w:semiHidden="1" w:unhideWhenUsed="1" w:qFormat="1"/>
+    <w:lsdException w:name="heading 8" w:uiPriority="9" w:semiHidden="1" w:unhideWhenUsed="1" w:qFormat="1"/>
+    <w:lsdException w:name="heading 9" w:uiPriority="9" w:semiHidden="1" w:unhideWhenUsed="1" w:qFormat="1"/>
     <w:lsdException w:name="index 1" w:semiHidden="1" w:unhideWhenUsed="1"/>
     <w:lsdException w:name="index 2" w:semiHidden="1" w:unhideWhenUsed="1"/>
     <w:lsdException w:name="index 3" w:semiHidden="1" w:unhideWhenUsed="1"/>
@@ -86,22 +2719,22 @@
     <w:lsdException w:name="index 7" w:semiHidden="1" w:unhideWhenUsed="1"/>
     <w:lsdException w:name="index 8" w:semiHidden="1" w:unhideWhenUsed="1"/>
     <w:lsdException w:name="index 9" w:semiHidden="1" w:unhideWhenUsed="1"/>
-    <w:lsdException w:name="toc 1" w:semiHidden="1" w:uiPriority="39" w:unhideWhenUsed="1"/>
-    <w:lsdException w:name="toc 2" w:semiHidden="1" w:uiPriority="39" w:unhideWhenUsed="1"/>
-    <w:lsdException w:name="toc 3" w:semiHidden="1" w:uiPriority="39" w:unhideWhenUsed="1"/>
-    <w:lsdException w:name="toc 4" w:semiHidden="1" w:uiPriority="39" w:unhideWhenUsed="1"/>
-    <w:lsdException w:name="toc 5" w:semiHidden="1" w:uiPriority="39" w:unhideWhenUsed="1"/>
-    <w:lsdException w:name="toc 6" w:semiHidden="1" w:uiPriority="39" w:unhideWhenUsed="1"/>
-    <w:lsdException w:name="toc 7" w:semiHidden="1" w:uiPriority="39" w:unhideWhenUsed="1"/>
-    <w:lsdException w:name="toc 8" w:semiHidden="1" w:uiPriority="39" w:unhideWhenUsed="1"/>
-    <w:lsdException w:name="toc 9" w:semiHidden="1" w:uiPriority="39" w:unhideWhenUsed="1"/>
+    <w:lsdException w:name="toc 1" w:uiPriority="39" w:semiHidden="1" w:unhideWhenUsed="1"/>
+    <w:lsdException w:name="toc 2" w:uiPriority="39" w:semiHidden="1" w:unhideWhenUsed="1"/>
+    <w:lsdException w:name="toc 3" w:uiPriority="39" w:semiHidden="1" w:unhideWhenUsed="1"/>
+    <w:lsdException w:name="toc 4" w:uiPriority="39" w:semiHidden="1" w:unhideWhenUsed="1"/>
+    <w:lsdException w:name="toc 5" w:uiPriority="39" w:semiHidden="1" w:unhideWhenUsed="1"/>
+    <w:lsdException w:name="toc 6" w:uiPriority="39" w:semiHidden="1" w:unhideWhenUsed="1"/>
+    <w:lsdException w:name="toc 7" w:uiPriority="39" w:semiHidden="1" w:unhideWhenUsed="1"/>
+    <w:lsdException w:name="toc 8" w:uiPriority="39" w:semiHidden="1" w:unhideWhenUsed="1"/>
+    <w:lsdException w:name="toc 9" w:uiPriority="39" w:semiHidden="1" w:unhideWhenUsed="1"/>
     <w:lsdException w:name="Normal Indent" w:semiHidden="1" w:unhideWhenUsed="1"/>
     <w:lsdException w:name="footnote text" w:semiHidden="1" w:unhideWhenUsed="1"/>
     <w:lsdException w:name="annotation text" w:semiHidden="1" w:unhideWhenUsed="1"/>
     <w:lsdException w:name="header" w:semiHidden="1" w:unhideWhenUsed="1"/>
     <w:lsdException w:name="footer" w:semiHidden="1" w:unhideWhenUsed="1"/>
     <w:lsdException w:name="index heading" w:semiHidden="1" w:unhideWhenUsed="1"/>
-    <w:lsdException w:name="caption" w:semiHidden="1" w:uiPriority="35" w:unhideWhenUsed="1" w:qFormat="1"/>
+    <w:lsdException w:name="caption" w:uiPriority="35" w:semiHidden="1" w:unhideWhenUsed="1" w:qFormat="1"/>
     <w:lsdException w:name="table of figures" w:semiHidden="1" w:unhideWhenUsed="1"/>
     <w:lsdException w:name="envelope address" w:semiHidden="1" w:unhideWhenUsed="1"/>
     <w:lsdException w:name="envelope return" w:semiHidden="1" w:unhideWhenUsed="1"/>
@@ -132,7 +2765,7 @@
     <w:lsdException w:name="Title" w:uiPriority="10" w:qFormat="1"/>
     <w:lsdException w:name="Closing" w:semiHidden="1" w:unhideWhenUsed="1"/>
     <w:lsdException w:name="Signature" w:semiHidden="1" w:unhideWhenUsed="1"/>
-    <w:lsdException w:name="Default Paragraph Font" w:semiHidden="1" w:uiPriority="1" w:unhideWhenUsed="1"/>
+    <w:lsdException w:name="Default Paragraph Font" w:uiPriority="1" w:semiHidden="1" w:unhideWhenUsed="1"/>
     <w:lsdException w:name="Body Text" w:semiHidden="1" w:unhideWhenUsed="1"/>
     <w:lsdException w:name="Body Text Indent" w:semiHidden="1" w:unhideWhenUsed="1"/>
     <w:lsdException w:name="List Continue" w:semiHidden="1" w:unhideWhenUsed="1"/>
@@ -332,8 +2965,8 @@
     <w:lsdException w:name="Subtle Reference" w:uiPriority="31" w:qFormat="1"/>
     <w:lsdException w:name="Intense Reference" w:uiPriority="32" w:qFormat="1"/>
     <w:lsdException w:name="Book Title" w:uiPriority="33" w:qFormat="1"/>
-    <w:lsdException w:name="Bibliography" w:semiHidden="1" w:uiPriority="37" w:unhideWhenUsed="1"/>
-    <w:lsdException w:name="TOC Heading" w:semiHidden="1" w:uiPriority="39" w:unhideWhenUsed="1" w:qFormat="1"/>
+    <w:lsdException w:name="Bibliography" w:uiPriority="37" w:semiHidden="1" w:unhideWhenUsed="1"/>
+    <w:lsdException w:name="TOC Heading" w:uiPriority="39" w:semiHidden="1" w:unhideWhenUsed="1" w:qFormat="1"/>
     <w:lsdException w:name="Plain Table 1" w:uiPriority="41"/>
     <w:lsdException w:name="Plain Table 2" w:uiPriority="42"/>
     <w:lsdException w:name="Plain Table 3" w:uiPriority="43"/>
@@ -444,7 +3077,7 @@
     <w:lsdException w:name="Unresolved Mention" w:semiHidden="1" w:unhideWhenUsed="1"/>
     <w:lsdException w:name="Smart Link" w:semiHidden="1" w:unhideWhenUsed="1"/>
   </w:latentStyles>
-  <w:style w:type="paragraph" w:default="1" w:styleId="a">
+  <w:style w:type="paragraph" w:styleId="a" w:default="1">
     <w:name w:val="Normal"/>
     <w:qFormat/>
     <w:pPr>
@@ -466,7 +3099,7 @@
       <w:outlineLvl w:val="0"/>
     </w:pPr>
     <w:rPr>
-      <w:rFonts w:asciiTheme="majorHAnsi" w:eastAsiaTheme="majorEastAsia" w:hAnsiTheme="majorHAnsi" w:cstheme="majorBidi"/>
+      <w:rFonts w:asciiTheme="majorHAnsi" w:hAnsiTheme="majorHAnsi" w:eastAsiaTheme="majorEastAsia" w:cstheme="majorBidi"/>
       <w:color w:val="000000" w:themeColor="text1"/>
       <w:sz w:val="32"/>
       <w:szCs w:val="32"/>
@@ -489,7 +3122,7 @@
       <w:outlineLvl w:val="1"/>
     </w:pPr>
     <w:rPr>
-      <w:rFonts w:asciiTheme="majorHAnsi" w:eastAsiaTheme="majorEastAsia" w:hAnsiTheme="majorHAnsi" w:cstheme="majorBidi"/>
+      <w:rFonts w:asciiTheme="majorHAnsi" w:hAnsiTheme="majorHAnsi" w:eastAsiaTheme="majorEastAsia" w:cstheme="majorBidi"/>
       <w:color w:val="000000" w:themeColor="text1"/>
       <w:sz w:val="28"/>
       <w:szCs w:val="28"/>
@@ -512,7 +3145,7 @@
       <w:outlineLvl w:val="2"/>
     </w:pPr>
     <w:rPr>
-      <w:rFonts w:asciiTheme="majorHAnsi" w:eastAsiaTheme="majorEastAsia" w:hAnsiTheme="majorHAnsi" w:cstheme="majorBidi"/>
+      <w:rFonts w:asciiTheme="majorHAnsi" w:hAnsiTheme="majorHAnsi" w:eastAsiaTheme="majorEastAsia" w:cstheme="majorBidi"/>
       <w:color w:val="000000" w:themeColor="text1"/>
       <w:sz w:val="24"/>
     </w:rPr>
@@ -534,7 +3167,7 @@
       <w:outlineLvl w:val="3"/>
     </w:pPr>
     <w:rPr>
-      <w:rFonts w:asciiTheme="majorHAnsi" w:eastAsiaTheme="majorEastAsia" w:hAnsiTheme="majorHAnsi" w:cstheme="majorBidi"/>
+      <w:rFonts w:asciiTheme="majorHAnsi" w:hAnsiTheme="majorHAnsi" w:eastAsiaTheme="majorEastAsia" w:cstheme="majorBidi"/>
       <w:color w:val="000000" w:themeColor="text1"/>
     </w:rPr>
   </w:style>
@@ -552,11 +3185,11 @@
       <w:keepNext/>
       <w:keepLines/>
       <w:spacing w:before="80" w:after="40"/>
-      <w:ind w:leftChars="100" w:left="100"/>
+      <w:ind w:left="100" w:leftChars="100"/>
       <w:outlineLvl w:val="4"/>
     </w:pPr>
     <w:rPr>
-      <w:rFonts w:asciiTheme="majorHAnsi" w:eastAsiaTheme="majorEastAsia" w:hAnsiTheme="majorHAnsi" w:cstheme="majorBidi"/>
+      <w:rFonts w:asciiTheme="majorHAnsi" w:hAnsiTheme="majorHAnsi" w:eastAsiaTheme="majorEastAsia" w:cstheme="majorBidi"/>
       <w:color w:val="000000" w:themeColor="text1"/>
     </w:rPr>
   </w:style>
@@ -574,11 +3207,11 @@
       <w:keepNext/>
       <w:keepLines/>
       <w:spacing w:before="80" w:after="40"/>
-      <w:ind w:leftChars="200" w:left="200"/>
+      <w:ind w:left="200" w:leftChars="200"/>
       <w:outlineLvl w:val="5"/>
     </w:pPr>
     <w:rPr>
-      <w:rFonts w:asciiTheme="majorHAnsi" w:eastAsiaTheme="majorEastAsia" w:hAnsiTheme="majorHAnsi" w:cstheme="majorBidi"/>
+      <w:rFonts w:asciiTheme="majorHAnsi" w:hAnsiTheme="majorHAnsi" w:eastAsiaTheme="majorEastAsia" w:cstheme="majorBidi"/>
       <w:color w:val="000000" w:themeColor="text1"/>
     </w:rPr>
   </w:style>
@@ -596,11 +3229,11 @@
       <w:keepNext/>
       <w:keepLines/>
       <w:spacing w:before="80" w:after="40"/>
-      <w:ind w:leftChars="300" w:left="300"/>
+      <w:ind w:left="300" w:leftChars="300"/>
       <w:outlineLvl w:val="6"/>
     </w:pPr>
     <w:rPr>
-      <w:rFonts w:asciiTheme="majorHAnsi" w:eastAsiaTheme="majorEastAsia" w:hAnsiTheme="majorHAnsi" w:cstheme="majorBidi"/>
+      <w:rFonts w:asciiTheme="majorHAnsi" w:hAnsiTheme="majorHAnsi" w:eastAsiaTheme="majorEastAsia" w:cstheme="majorBidi"/>
       <w:color w:val="000000" w:themeColor="text1"/>
     </w:rPr>
   </w:style>
@@ -618,11 +3251,11 @@
       <w:keepNext/>
       <w:keepLines/>
       <w:spacing w:before="80" w:after="40"/>
-      <w:ind w:leftChars="400" w:left="400"/>
+      <w:ind w:left="400" w:leftChars="400"/>
       <w:outlineLvl w:val="7"/>
     </w:pPr>
     <w:rPr>
-      <w:rFonts w:asciiTheme="majorHAnsi" w:eastAsiaTheme="majorEastAsia" w:hAnsiTheme="majorHAnsi" w:cstheme="majorBidi"/>
+      <w:rFonts w:asciiTheme="majorHAnsi" w:hAnsiTheme="majorHAnsi" w:eastAsiaTheme="majorEastAsia" w:cstheme="majorBidi"/>
       <w:color w:val="000000" w:themeColor="text1"/>
     </w:rPr>
   </w:style>
@@ -640,21 +3273,21 @@
       <w:keepNext/>
       <w:keepLines/>
       <w:spacing w:before="80" w:after="40"/>
-      <w:ind w:leftChars="500" w:left="500"/>
+      <w:ind w:left="500" w:leftChars="500"/>
       <w:outlineLvl w:val="8"/>
     </w:pPr>
     <w:rPr>
-      <w:rFonts w:asciiTheme="majorHAnsi" w:eastAsiaTheme="majorEastAsia" w:hAnsiTheme="majorHAnsi" w:cstheme="majorBidi"/>
+      <w:rFonts w:asciiTheme="majorHAnsi" w:hAnsiTheme="majorHAnsi" w:eastAsiaTheme="majorEastAsia" w:cstheme="majorBidi"/>
       <w:color w:val="000000" w:themeColor="text1"/>
     </w:rPr>
   </w:style>
-  <w:style w:type="character" w:default="1" w:styleId="a0">
+  <w:style w:type="character" w:styleId="a0" w:default="1">
     <w:name w:val="Default Paragraph Font"/>
     <w:uiPriority w:val="1"/>
     <w:semiHidden/>
     <w:unhideWhenUsed/>
   </w:style>
-  <w:style w:type="table" w:default="1" w:styleId="a1">
+  <w:style w:type="table" w:styleId="a1" w:default="1">
     <w:name w:val="Normal Table"/>
     <w:uiPriority w:val="99"/>
     <w:semiHidden/>
@@ -669,26 +3302,26 @@
       </w:tblCellMar>
     </w:tblPr>
   </w:style>
-  <w:style w:type="numbering" w:default="1" w:styleId="a2">
+  <w:style w:type="numbering" w:styleId="a2" w:default="1">
     <w:name w:val="No List"/>
     <w:uiPriority w:val="99"/>
     <w:semiHidden/>
     <w:unhideWhenUsed/>
   </w:style>
-  <w:style w:type="character" w:customStyle="1" w:styleId="10">
+  <w:style w:type="character" w:styleId="10" w:customStyle="1">
     <w:name w:val="見出し 1 (文字)"/>
     <w:basedOn w:val="a0"/>
     <w:link w:val="1"/>
     <w:uiPriority w:val="9"/>
     <w:rsid w:val="006A3744"/>
     <w:rPr>
-      <w:rFonts w:asciiTheme="majorHAnsi" w:eastAsiaTheme="majorEastAsia" w:hAnsiTheme="majorHAnsi" w:cstheme="majorBidi"/>
+      <w:rFonts w:asciiTheme="majorHAnsi" w:hAnsiTheme="majorHAnsi" w:eastAsiaTheme="majorEastAsia" w:cstheme="majorBidi"/>
       <w:color w:val="000000" w:themeColor="text1"/>
       <w:sz w:val="32"/>
       <w:szCs w:val="32"/>
     </w:rPr>
   </w:style>
-  <w:style w:type="character" w:customStyle="1" w:styleId="20">
+  <w:style w:type="character" w:styleId="20" w:customStyle="1">
     <w:name w:val="見出し 2 (文字)"/>
     <w:basedOn w:val="a0"/>
     <w:link w:val="2"/>
@@ -696,13 +3329,13 @@
     <w:semiHidden/>
     <w:rsid w:val="006A3744"/>
     <w:rPr>
-      <w:rFonts w:asciiTheme="majorHAnsi" w:eastAsiaTheme="majorEastAsia" w:hAnsiTheme="majorHAnsi" w:cstheme="majorBidi"/>
+      <w:rFonts w:asciiTheme="majorHAnsi" w:hAnsiTheme="majorHAnsi" w:eastAsiaTheme="majorEastAsia" w:cstheme="majorBidi"/>
       <w:color w:val="000000" w:themeColor="text1"/>
       <w:sz w:val="28"/>
       <w:szCs w:val="28"/>
     </w:rPr>
   </w:style>
-  <w:style w:type="character" w:customStyle="1" w:styleId="30">
+  <w:style w:type="character" w:styleId="30" w:customStyle="1">
     <w:name w:val="見出し 3 (文字)"/>
     <w:basedOn w:val="a0"/>
     <w:link w:val="3"/>
@@ -710,12 +3343,12 @@
     <w:semiHidden/>
     <w:rsid w:val="006A3744"/>
     <w:rPr>
-      <w:rFonts w:asciiTheme="majorHAnsi" w:eastAsiaTheme="majorEastAsia" w:hAnsiTheme="majorHAnsi" w:cstheme="majorBidi"/>
+      <w:rFonts w:asciiTheme="majorHAnsi" w:hAnsiTheme="majorHAnsi" w:eastAsiaTheme="majorEastAsia" w:cstheme="majorBidi"/>
       <w:color w:val="000000" w:themeColor="text1"/>
       <w:sz w:val="24"/>
     </w:rPr>
   </w:style>
-  <w:style w:type="character" w:customStyle="1" w:styleId="40">
+  <w:style w:type="character" w:styleId="40" w:customStyle="1">
     <w:name w:val="見出し 4 (文字)"/>
     <w:basedOn w:val="a0"/>
     <w:link w:val="4"/>
@@ -723,11 +3356,11 @@
     <w:semiHidden/>
     <w:rsid w:val="006A3744"/>
     <w:rPr>
-      <w:rFonts w:asciiTheme="majorHAnsi" w:eastAsiaTheme="majorEastAsia" w:hAnsiTheme="majorHAnsi" w:cstheme="majorBidi"/>
+      <w:rFonts w:asciiTheme="majorHAnsi" w:hAnsiTheme="majorHAnsi" w:eastAsiaTheme="majorEastAsia" w:cstheme="majorBidi"/>
       <w:color w:val="000000" w:themeColor="text1"/>
     </w:rPr>
   </w:style>
-  <w:style w:type="character" w:customStyle="1" w:styleId="50">
+  <w:style w:type="character" w:styleId="50" w:customStyle="1">
     <w:name w:val="見出し 5 (文字)"/>
     <w:basedOn w:val="a0"/>
     <w:link w:val="5"/>
@@ -735,11 +3368,11 @@
     <w:semiHidden/>
     <w:rsid w:val="006A3744"/>
     <w:rPr>
-      <w:rFonts w:asciiTheme="majorHAnsi" w:eastAsiaTheme="majorEastAsia" w:hAnsiTheme="majorHAnsi" w:cstheme="majorBidi"/>
+      <w:rFonts w:asciiTheme="majorHAnsi" w:hAnsiTheme="majorHAnsi" w:eastAsiaTheme="majorEastAsia" w:cstheme="majorBidi"/>
       <w:color w:val="000000" w:themeColor="text1"/>
     </w:rPr>
   </w:style>
-  <w:style w:type="character" w:customStyle="1" w:styleId="60">
+  <w:style w:type="character" w:styleId="60" w:customStyle="1">
     <w:name w:val="見出し 6 (文字)"/>
     <w:basedOn w:val="a0"/>
     <w:link w:val="6"/>
@@ -747,11 +3380,11 @@
     <w:semiHidden/>
     <w:rsid w:val="006A3744"/>
     <w:rPr>
-      <w:rFonts w:asciiTheme="majorHAnsi" w:eastAsiaTheme="majorEastAsia" w:hAnsiTheme="majorHAnsi" w:cstheme="majorBidi"/>
+      <w:rFonts w:asciiTheme="majorHAnsi" w:hAnsiTheme="majorHAnsi" w:eastAsiaTheme="majorEastAsia" w:cstheme="majorBidi"/>
       <w:color w:val="000000" w:themeColor="text1"/>
     </w:rPr>
   </w:style>
-  <w:style w:type="character" w:customStyle="1" w:styleId="70">
+  <w:style w:type="character" w:styleId="70" w:customStyle="1">
     <w:name w:val="見出し 7 (文字)"/>
     <w:basedOn w:val="a0"/>
     <w:link w:val="7"/>
@@ -759,11 +3392,11 @@
     <w:semiHidden/>
     <w:rsid w:val="006A3744"/>
     <w:rPr>
-      <w:rFonts w:asciiTheme="majorHAnsi" w:eastAsiaTheme="majorEastAsia" w:hAnsiTheme="majorHAnsi" w:cstheme="majorBidi"/>
+      <w:rFonts w:asciiTheme="majorHAnsi" w:hAnsiTheme="majorHAnsi" w:eastAsiaTheme="majorEastAsia" w:cstheme="majorBidi"/>
       <w:color w:val="000000" w:themeColor="text1"/>
     </w:rPr>
   </w:style>
-  <w:style w:type="character" w:customStyle="1" w:styleId="80">
+  <w:style w:type="character" w:styleId="80" w:customStyle="1">
     <w:name w:val="見出し 8 (文字)"/>
     <w:basedOn w:val="a0"/>
     <w:link w:val="8"/>
@@ -771,11 +3404,11 @@
     <w:semiHidden/>
     <w:rsid w:val="006A3744"/>
     <w:rPr>
-      <w:rFonts w:asciiTheme="majorHAnsi" w:eastAsiaTheme="majorEastAsia" w:hAnsiTheme="majorHAnsi" w:cstheme="majorBidi"/>
+      <w:rFonts w:asciiTheme="majorHAnsi" w:hAnsiTheme="majorHAnsi" w:eastAsiaTheme="majorEastAsia" w:cstheme="majorBidi"/>
       <w:color w:val="000000" w:themeColor="text1"/>
     </w:rPr>
   </w:style>
-  <w:style w:type="character" w:customStyle="1" w:styleId="90">
+  <w:style w:type="character" w:styleId="90" w:customStyle="1">
     <w:name w:val="見出し 9 (文字)"/>
     <w:basedOn w:val="a0"/>
     <w:link w:val="9"/>
@@ -783,7 +3416,7 @@
     <w:semiHidden/>
     <w:rsid w:val="006A3744"/>
     <w:rPr>
-      <w:rFonts w:asciiTheme="majorHAnsi" w:eastAsiaTheme="majorEastAsia" w:hAnsiTheme="majorHAnsi" w:cstheme="majorBidi"/>
+      <w:rFonts w:asciiTheme="majorHAnsi" w:hAnsiTheme="majorHAnsi" w:eastAsiaTheme="majorEastAsia" w:cstheme="majorBidi"/>
       <w:color w:val="000000" w:themeColor="text1"/>
     </w:rPr>
   </w:style>
@@ -801,21 +3434,21 @@
       <w:jc w:val="center"/>
     </w:pPr>
     <w:rPr>
-      <w:rFonts w:asciiTheme="majorHAnsi" w:eastAsiaTheme="majorEastAsia" w:hAnsiTheme="majorHAnsi" w:cstheme="majorBidi"/>
+      <w:rFonts w:asciiTheme="majorHAnsi" w:hAnsiTheme="majorHAnsi" w:eastAsiaTheme="majorEastAsia" w:cstheme="majorBidi"/>
       <w:spacing w:val="-10"/>
       <w:kern w:val="28"/>
       <w:sz w:val="56"/>
       <w:szCs w:val="56"/>
     </w:rPr>
   </w:style>
-  <w:style w:type="character" w:customStyle="1" w:styleId="a4">
+  <w:style w:type="character" w:styleId="a4" w:customStyle="1">
     <w:name w:val="表題 (文字)"/>
     <w:basedOn w:val="a0"/>
     <w:link w:val="a3"/>
     <w:uiPriority w:val="10"/>
     <w:rsid w:val="006A3744"/>
     <w:rPr>
-      <w:rFonts w:asciiTheme="majorHAnsi" w:eastAsiaTheme="majorEastAsia" w:hAnsiTheme="majorHAnsi" w:cstheme="majorBidi"/>
+      <w:rFonts w:asciiTheme="majorHAnsi" w:hAnsiTheme="majorHAnsi" w:eastAsiaTheme="majorEastAsia" w:cstheme="majorBidi"/>
       <w:spacing w:val="-10"/>
       <w:kern w:val="28"/>
       <w:sz w:val="56"/>
@@ -838,21 +3471,21 @@
       <w:jc w:val="center"/>
     </w:pPr>
     <w:rPr>
-      <w:rFonts w:asciiTheme="majorHAnsi" w:eastAsiaTheme="majorEastAsia" w:hAnsiTheme="majorHAnsi" w:cstheme="majorBidi"/>
+      <w:rFonts w:asciiTheme="majorHAnsi" w:hAnsiTheme="majorHAnsi" w:eastAsiaTheme="majorEastAsia" w:cstheme="majorBidi"/>
       <w:color w:val="595959" w:themeColor="text1" w:themeTint="A6"/>
       <w:spacing w:val="15"/>
       <w:sz w:val="28"/>
       <w:szCs w:val="28"/>
     </w:rPr>
   </w:style>
-  <w:style w:type="character" w:customStyle="1" w:styleId="a6">
+  <w:style w:type="character" w:styleId="a6" w:customStyle="1">
     <w:name w:val="副題 (文字)"/>
     <w:basedOn w:val="a0"/>
     <w:link w:val="a5"/>
     <w:uiPriority w:val="11"/>
     <w:rsid w:val="006A3744"/>
     <w:rPr>
-      <w:rFonts w:asciiTheme="majorHAnsi" w:eastAsiaTheme="majorEastAsia" w:hAnsiTheme="majorHAnsi" w:cstheme="majorBidi"/>
+      <w:rFonts w:asciiTheme="majorHAnsi" w:hAnsiTheme="majorHAnsi" w:eastAsiaTheme="majorEastAsia" w:cstheme="majorBidi"/>
       <w:color w:val="595959" w:themeColor="text1" w:themeTint="A6"/>
       <w:spacing w:val="15"/>
       <w:sz w:val="28"/>
@@ -877,7 +3510,7 @@
       <w:color w:val="404040" w:themeColor="text1" w:themeTint="BF"/>
     </w:rPr>
   </w:style>
-  <w:style w:type="character" w:customStyle="1" w:styleId="a8">
+  <w:style w:type="character" w:styleId="a8" w:customStyle="1">
     <w:name w:val="引用文 (文字)"/>
     <w:basedOn w:val="a0"/>
     <w:link w:val="a7"/>
@@ -922,8 +3555,8 @@
     <w:rsid w:val="006A3744"/>
     <w:pPr>
       <w:pBdr>
-        <w:top w:val="single" w:sz="4" w:space="10" w:color="0F4761" w:themeColor="accent1" w:themeShade="BF"/>
-        <w:bottom w:val="single" w:sz="4" w:space="10" w:color="0F4761" w:themeColor="accent1" w:themeShade="BF"/>
+        <w:top w:val="single" w:color="0F4761" w:themeColor="accent1" w:themeShade="BF" w:sz="4" w:space="10"/>
+        <w:bottom w:val="single" w:color="0F4761" w:themeColor="accent1" w:themeShade="BF" w:sz="4" w:space="10"/>
       </w:pBdr>
       <w:spacing w:before="360" w:after="360"/>
       <w:ind w:left="864" w:right="864"/>
@@ -935,7 +3568,7 @@
       <w:color w:val="0F4761" w:themeColor="accent1" w:themeShade="BF"/>
     </w:rPr>
   </w:style>
-  <w:style w:type="character" w:customStyle="1" w:styleId="23">
+  <w:style w:type="character" w:styleId="23" w:customStyle="1">
     <w:name w:val="引用文 2 (文字)"/>
     <w:basedOn w:val="a0"/>
     <w:link w:val="22"/>
@@ -976,7 +3609,7 @@
       <w:snapToGrid w:val="0"/>
     </w:pPr>
   </w:style>
-  <w:style w:type="character" w:customStyle="1" w:styleId="ab">
+  <w:style w:type="character" w:styleId="ab" w:customStyle="1">
     <w:name w:val="ヘッダー (文字)"/>
     <w:basedOn w:val="a0"/>
     <w:link w:val="aa"/>
@@ -998,7 +3631,7 @@
       <w:snapToGrid w:val="0"/>
     </w:pPr>
   </w:style>
-  <w:style w:type="character" w:customStyle="1" w:styleId="ad">
+  <w:style w:type="character" w:styleId="ad" w:customStyle="1">
     <w:name w:val="フッター (文字)"/>
     <w:basedOn w:val="a0"/>
     <w:link w:val="ac"/>
@@ -1009,7 +3642,7 @@
 </file>
 
 <file path=word/theme/theme1.xml><?xml version="1.0" encoding="utf-8"?>
-<a:theme xmlns:a="http://schemas.openxmlformats.org/drawingml/2006/main" name="Office テーマ">
+<a:theme xmlns:a="http://schemas.openxmlformats.org/drawingml/2006/main" xmlns:thm15="http://schemas.microsoft.com/office/thememl/2012/main" name="Office テーマ">
   <a:themeElements>
     <a:clrScheme name="Office">
       <a:dk1>
